--- a/por/docx/018.content.docx
+++ b/por/docx/018.content.docx
@@ -19,7 +19,7 @@
         <w:rPr>
           <w:lang w:val="pt_PT" w:bidi="pt_PT"/>
         </w:rPr>
-        <w:t>Resource: Tyndale Open Study Notes</w:t>
+        <w:t>Resource: Aquifer Open Study Notes (Profiles)</w:t>
       </w:r>
       <w:r>
         <w:rPr>
@@ -112,7 +112,7 @@
         <w:rPr>
           <w:lang w:val="pt_PT" w:bidi="pt_PT"/>
         </w:rPr>
-        <w:t>Tyndale Open Study Notes</w:t>
+        <w:t>Aquifer Open Study Notes (Profiles)</w:t>
       </w:r>
     </w:p>
     <w:p>

--- a/por/docx/018.content.docx
+++ b/por/docx/018.content.docx
@@ -233,90 +233,60 @@
         </w:rPr>
         <w:t xml:space="preserve">Tiago, filho de Zebedeu e irmão de João, foi um dos doze apóstolos. Ele foi um dos primeiros a morrer como seguidor de Jesus. Sua mãe pode ter sido a irmã de Maria, mãe de Jesus, tornando-o primo de Jesus (veja </w:t>
       </w:r>
-      <w:hyperlink r:id="rId13">
-        <w:r>
-          <w:rPr>
-            <w:lang w:val="pt_PT" w:bidi="pt_PT"/>
-          </w:rPr>
-          <w:rPr>
-            <w:color w:val="0000EE"/>
-            <w:u w:val="single"/>
-          </w:rPr>
-          <w:t>Mt 27.56</w:t>
-        </w:r>
-      </w:hyperlink>
-      <w:r>
-        <w:rPr>
-          <w:lang w:val="pt_PT" w:bidi="pt_PT"/>
-        </w:rPr>
-        <w:t xml:space="preserve">; </w:t>
-      </w:r>
-      <w:hyperlink r:id="rId14">
-        <w:r>
-          <w:rPr>
-            <w:lang w:val="pt_PT" w:bidi="pt_PT"/>
-          </w:rPr>
-          <w:rPr>
-            <w:color w:val="0000EE"/>
-            <w:u w:val="single"/>
-          </w:rPr>
-          <w:t>Mc 15.40</w:t>
-        </w:r>
-      </w:hyperlink>
-      <w:r>
-        <w:rPr>
-          <w:lang w:val="pt_PT" w:bidi="pt_PT"/>
-        </w:rPr>
-        <w:t xml:space="preserve">; </w:t>
-      </w:r>
-      <w:hyperlink r:id="rId15">
-        <w:r>
-          <w:rPr>
-            <w:lang w:val="pt_PT" w:bidi="pt_PT"/>
-          </w:rPr>
-          <w:rPr>
-            <w:color w:val="0000EE"/>
-            <w:u w:val="single"/>
-          </w:rPr>
-          <w:t>16.1</w:t>
-        </w:r>
-      </w:hyperlink>
-      <w:r>
-        <w:rPr>
-          <w:lang w:val="pt_PT" w:bidi="pt_PT"/>
-        </w:rPr>
-        <w:t xml:space="preserve">; </w:t>
-      </w:r>
-      <w:hyperlink r:id="rId16">
-        <w:r>
-          <w:rPr>
-            <w:lang w:val="pt_PT" w:bidi="pt_PT"/>
-          </w:rPr>
-          <w:rPr>
-            <w:color w:val="0000EE"/>
-            <w:u w:val="single"/>
-          </w:rPr>
-          <w:t>Jo 19.25</w:t>
-        </w:r>
-      </w:hyperlink>
+      <w:r>
+        <w:rPr>
+          <w:lang w:val="pt_PT" w:bidi="pt_PT"/>
+        </w:rPr>
+        <w:t>Mt 27.56</w:t>
+      </w:r>
+      <w:r>
+        <w:rPr>
+          <w:lang w:val="pt_PT" w:bidi="pt_PT"/>
+        </w:rPr>
+        <w:t xml:space="preserve">; </w:t>
+      </w:r>
+      <w:r>
+        <w:rPr>
+          <w:lang w:val="pt_PT" w:bidi="pt_PT"/>
+        </w:rPr>
+        <w:t>Mc 15.40</w:t>
+      </w:r>
+      <w:r>
+        <w:rPr>
+          <w:lang w:val="pt_PT" w:bidi="pt_PT"/>
+        </w:rPr>
+        <w:t xml:space="preserve">; </w:t>
+      </w:r>
+      <w:r>
+        <w:rPr>
+          <w:lang w:val="pt_PT" w:bidi="pt_PT"/>
+        </w:rPr>
+        <w:t>16.1</w:t>
+      </w:r>
+      <w:r>
+        <w:rPr>
+          <w:lang w:val="pt_PT" w:bidi="pt_PT"/>
+        </w:rPr>
+        <w:t xml:space="preserve">; </w:t>
+      </w:r>
+      <w:r>
+        <w:rPr>
+          <w:lang w:val="pt_PT" w:bidi="pt_PT"/>
+        </w:rPr>
+        <w:t>Jo 19.25</w:t>
+      </w:r>
       <w:r>
         <w:rPr>
           <w:lang w:val="pt_PT" w:bidi="pt_PT"/>
         </w:rPr>
         <w:t xml:space="preserve">). Seu nome geralmente aparece antes do de João, o que pode significar que Tiago era mais velho. Este Tiago não era Tiago, filho de Alfeu (veja </w:t>
       </w:r>
-      <w:hyperlink r:id="rId17">
-        <w:r>
-          <w:rPr>
-            <w:lang w:val="pt_PT" w:bidi="pt_PT"/>
-          </w:rPr>
-          <w:rPr>
-            <w:color w:val="0000EE"/>
-            <w:u w:val="single"/>
-          </w:rPr>
-          <w:t>Lc 6.15</w:t>
-        </w:r>
-      </w:hyperlink>
+      <w:r>
+        <w:rPr>
+          <w:lang w:val="pt_PT" w:bidi="pt_PT"/>
+        </w:rPr>
+        <w:t>Lc 6.15</w:t>
+      </w:r>
       <w:r>
         <w:rPr>
           <w:lang w:val="pt_PT" w:bidi="pt_PT"/>
@@ -337,144 +307,96 @@
         </w:rPr>
         <w:t>Tiago e João eram pescadores como seu pai (</w:t>
       </w:r>
-      <w:hyperlink r:id="rId18">
-        <w:r>
-          <w:rPr>
-            <w:lang w:val="pt_PT" w:bidi="pt_PT"/>
-          </w:rPr>
-          <w:rPr>
-            <w:color w:val="0000EE"/>
-            <w:u w:val="single"/>
-          </w:rPr>
-          <w:t>Mt 4.21</w:t>
-        </w:r>
-      </w:hyperlink>
-      <w:r>
-        <w:rPr>
-          <w:lang w:val="pt_PT" w:bidi="pt_PT"/>
-        </w:rPr>
-        <w:t xml:space="preserve">; </w:t>
-      </w:r>
-      <w:hyperlink r:id="rId19">
-        <w:r>
-          <w:rPr>
-            <w:lang w:val="pt_PT" w:bidi="pt_PT"/>
-          </w:rPr>
-          <w:rPr>
-            <w:color w:val="0000EE"/>
-            <w:u w:val="single"/>
-          </w:rPr>
-          <w:t>Mc 1.19</w:t>
-        </w:r>
-      </w:hyperlink>
+      <w:r>
+        <w:rPr>
+          <w:lang w:val="pt_PT" w:bidi="pt_PT"/>
+        </w:rPr>
+        <w:t>Mt 4.21</w:t>
+      </w:r>
+      <w:r>
+        <w:rPr>
+          <w:lang w:val="pt_PT" w:bidi="pt_PT"/>
+        </w:rPr>
+        <w:t xml:space="preserve">; </w:t>
+      </w:r>
+      <w:r>
+        <w:rPr>
+          <w:lang w:val="pt_PT" w:bidi="pt_PT"/>
+        </w:rPr>
+        <w:t>Mc 1.19</w:t>
+      </w:r>
       <w:r>
         <w:rPr>
           <w:lang w:val="pt_PT" w:bidi="pt_PT"/>
         </w:rPr>
         <w:t>). Eles pescavam com Pedro e André, outro par de irmãos que se tornaram discípulos (</w:t>
       </w:r>
-      <w:hyperlink r:id="rId20">
-        <w:r>
-          <w:rPr>
-            <w:lang w:val="pt_PT" w:bidi="pt_PT"/>
-          </w:rPr>
-          <w:rPr>
-            <w:color w:val="0000EE"/>
-            <w:u w:val="single"/>
-          </w:rPr>
-          <w:t>Lc 5.10</w:t>
-        </w:r>
-      </w:hyperlink>
+      <w:r>
+        <w:rPr>
+          <w:lang w:val="pt_PT" w:bidi="pt_PT"/>
+        </w:rPr>
+        <w:t>Lc 5.10</w:t>
+      </w:r>
       <w:r>
         <w:rPr>
           <w:lang w:val="pt_PT" w:bidi="pt_PT"/>
         </w:rPr>
         <w:t>). Eles estavam entre as primeiras pessoas que Jesus chamou para serem seus discípulos. Eles deixaram tudo, inclusive seu pai, para segui-lo (</w:t>
       </w:r>
-      <w:hyperlink r:id="rId21">
-        <w:r>
-          <w:rPr>
-            <w:lang w:val="pt_PT" w:bidi="pt_PT"/>
-          </w:rPr>
-          <w:rPr>
-            <w:color w:val="0000EE"/>
-            <w:u w:val="single"/>
-          </w:rPr>
-          <w:t>Mt 4.22</w:t>
-        </w:r>
-      </w:hyperlink>
-      <w:r>
-        <w:rPr>
-          <w:lang w:val="pt_PT" w:bidi="pt_PT"/>
-        </w:rPr>
-        <w:t xml:space="preserve">; </w:t>
-      </w:r>
-      <w:hyperlink r:id="rId22">
-        <w:r>
-          <w:rPr>
-            <w:lang w:val="pt_PT" w:bidi="pt_PT"/>
-          </w:rPr>
-          <w:rPr>
-            <w:color w:val="0000EE"/>
-            <w:u w:val="single"/>
-          </w:rPr>
-          <w:t>Mc 1.20</w:t>
-        </w:r>
-      </w:hyperlink>
-      <w:r>
-        <w:rPr>
-          <w:lang w:val="pt_PT" w:bidi="pt_PT"/>
-        </w:rPr>
-        <w:t xml:space="preserve">; </w:t>
-      </w:r>
-      <w:hyperlink r:id="rId23">
-        <w:r>
-          <w:rPr>
-            <w:lang w:val="pt_PT" w:bidi="pt_PT"/>
-          </w:rPr>
-          <w:rPr>
-            <w:color w:val="0000EE"/>
-            <w:u w:val="single"/>
-          </w:rPr>
-          <w:t>Lc 5.11</w:t>
-        </w:r>
-      </w:hyperlink>
+      <w:r>
+        <w:rPr>
+          <w:lang w:val="pt_PT" w:bidi="pt_PT"/>
+        </w:rPr>
+        <w:t>Mt 4.22</w:t>
+      </w:r>
+      <w:r>
+        <w:rPr>
+          <w:lang w:val="pt_PT" w:bidi="pt_PT"/>
+        </w:rPr>
+        <w:t xml:space="preserve">; </w:t>
+      </w:r>
+      <w:r>
+        <w:rPr>
+          <w:lang w:val="pt_PT" w:bidi="pt_PT"/>
+        </w:rPr>
+        <w:t>Mc 1.20</w:t>
+      </w:r>
+      <w:r>
+        <w:rPr>
+          <w:lang w:val="pt_PT" w:bidi="pt_PT"/>
+        </w:rPr>
+        <w:t xml:space="preserve">; </w:t>
+      </w:r>
+      <w:r>
+        <w:rPr>
+          <w:lang w:val="pt_PT" w:bidi="pt_PT"/>
+        </w:rPr>
+        <w:t>Lc 5.11</w:t>
+      </w:r>
       <w:r>
         <w:rPr>
           <w:lang w:val="pt_PT" w:bidi="pt_PT"/>
         </w:rPr>
         <w:t>). Jesus os chamou de “Filhos do Trovão” (</w:t>
       </w:r>
-      <w:hyperlink r:id="rId24">
-        <w:r>
-          <w:rPr>
-            <w:lang w:val="pt_PT" w:bidi="pt_PT"/>
-          </w:rPr>
-          <w:rPr>
-            <w:color w:val="0000EE"/>
-            <w:u w:val="single"/>
-          </w:rPr>
-          <w:t>Mc 3.17</w:t>
-        </w:r>
-      </w:hyperlink>
+      <w:r>
+        <w:rPr>
+          <w:lang w:val="pt_PT" w:bidi="pt_PT"/>
+        </w:rPr>
+        <w:t>Mc 3.17</w:t>
+      </w:r>
       <w:r>
         <w:rPr>
           <w:lang w:val="pt_PT" w:bidi="pt_PT"/>
         </w:rPr>
         <w:t xml:space="preserve">). Isso pode significar que tinham personalidades fortes (veja </w:t>
       </w:r>
-      <w:hyperlink r:id="rId25">
-        <w:r>
-          <w:rPr>
-            <w:lang w:val="pt_PT" w:bidi="pt_PT"/>
-          </w:rPr>
-          <w:rPr>
-            <w:color w:val="0000EE"/>
-            <w:u w:val="single"/>
-          </w:rPr>
-          <w:t>Lc 9.54</w:t>
-        </w:r>
-      </w:hyperlink>
+      <w:r>
+        <w:rPr>
+          <w:lang w:val="pt_PT" w:bidi="pt_PT"/>
+        </w:rPr>
+        <w:t>Lc 9.54</w:t>
+      </w:r>
       <w:r>
         <w:rPr>
           <w:lang w:val="pt_PT" w:bidi="pt_PT"/>
@@ -495,180 +417,120 @@
         </w:rPr>
         <w:t>Tiago e seu irmão João eram muito próximos de Jesus. Junto com Pedro, formavam um grupo de discípulos de confiança que acompanhavam Jesus em ocasiões especiais. Eles estavam com ele quando ele curou a filha de Jairo (</w:t>
       </w:r>
-      <w:hyperlink r:id="rId26">
-        <w:r>
-          <w:rPr>
-            <w:lang w:val="pt_PT" w:bidi="pt_PT"/>
-          </w:rPr>
-          <w:rPr>
-            <w:color w:val="0000EE"/>
-            <w:u w:val="single"/>
-          </w:rPr>
-          <w:t>Mc 5.37</w:t>
-        </w:r>
-      </w:hyperlink>
-      <w:r>
-        <w:rPr>
-          <w:lang w:val="pt_PT" w:bidi="pt_PT"/>
-        </w:rPr>
-        <w:t xml:space="preserve">; </w:t>
-      </w:r>
-      <w:hyperlink r:id="rId27">
-        <w:r>
-          <w:rPr>
-            <w:lang w:val="pt_PT" w:bidi="pt_PT"/>
-          </w:rPr>
-          <w:rPr>
-            <w:color w:val="0000EE"/>
-            <w:u w:val="single"/>
-          </w:rPr>
-          <w:t>Lc 8.51</w:t>
-        </w:r>
-      </w:hyperlink>
+      <w:r>
+        <w:rPr>
+          <w:lang w:val="pt_PT" w:bidi="pt_PT"/>
+        </w:rPr>
+        <w:t>Mc 5.37</w:t>
+      </w:r>
+      <w:r>
+        <w:rPr>
+          <w:lang w:val="pt_PT" w:bidi="pt_PT"/>
+        </w:rPr>
+        <w:t xml:space="preserve">; </w:t>
+      </w:r>
+      <w:r>
+        <w:rPr>
+          <w:lang w:val="pt_PT" w:bidi="pt_PT"/>
+        </w:rPr>
+        <w:t>Lc 8.51</w:t>
+      </w:r>
       <w:r>
         <w:rPr>
           <w:lang w:val="pt_PT" w:bidi="pt_PT"/>
         </w:rPr>
         <w:t>), conversou com Elias e Moisés em uma montanha (</w:t>
       </w:r>
-      <w:hyperlink r:id="rId28">
-        <w:r>
-          <w:rPr>
-            <w:lang w:val="pt_PT" w:bidi="pt_PT"/>
-          </w:rPr>
-          <w:rPr>
-            <w:color w:val="0000EE"/>
-            <w:u w:val="single"/>
-          </w:rPr>
-          <w:t>Mt 17.1–3</w:t>
-        </w:r>
-      </w:hyperlink>
-      <w:r>
-        <w:rPr>
-          <w:lang w:val="pt_PT" w:bidi="pt_PT"/>
-        </w:rPr>
-        <w:t xml:space="preserve">; </w:t>
-      </w:r>
-      <w:hyperlink r:id="rId29">
-        <w:r>
-          <w:rPr>
-            <w:lang w:val="pt_PT" w:bidi="pt_PT"/>
-          </w:rPr>
-          <w:rPr>
-            <w:color w:val="0000EE"/>
-            <w:u w:val="single"/>
-          </w:rPr>
-          <w:t>Mc 9.2–4</w:t>
-        </w:r>
-      </w:hyperlink>
-      <w:r>
-        <w:rPr>
-          <w:lang w:val="pt_PT" w:bidi="pt_PT"/>
-        </w:rPr>
-        <w:t xml:space="preserve">; </w:t>
-      </w:r>
-      <w:hyperlink r:id="rId30">
-        <w:r>
-          <w:rPr>
-            <w:lang w:val="pt_PT" w:bidi="pt_PT"/>
-          </w:rPr>
-          <w:rPr>
-            <w:color w:val="0000EE"/>
-            <w:u w:val="single"/>
-          </w:rPr>
-          <w:t>Lc 9.28–30</w:t>
-        </w:r>
-      </w:hyperlink>
+      <w:r>
+        <w:rPr>
+          <w:lang w:val="pt_PT" w:bidi="pt_PT"/>
+        </w:rPr>
+        <w:t>Mt 17.1–3</w:t>
+      </w:r>
+      <w:r>
+        <w:rPr>
+          <w:lang w:val="pt_PT" w:bidi="pt_PT"/>
+        </w:rPr>
+        <w:t xml:space="preserve">; </w:t>
+      </w:r>
+      <w:r>
+        <w:rPr>
+          <w:lang w:val="pt_PT" w:bidi="pt_PT"/>
+        </w:rPr>
+        <w:t>Mc 9.2–4</w:t>
+      </w:r>
+      <w:r>
+        <w:rPr>
+          <w:lang w:val="pt_PT" w:bidi="pt_PT"/>
+        </w:rPr>
+        <w:t xml:space="preserve">; </w:t>
+      </w:r>
+      <w:r>
+        <w:rPr>
+          <w:lang w:val="pt_PT" w:bidi="pt_PT"/>
+        </w:rPr>
+        <w:t>Lc 9.28–30</w:t>
+      </w:r>
       <w:r>
         <w:rPr>
           <w:lang w:val="pt_PT" w:bidi="pt_PT"/>
         </w:rPr>
         <w:t>), e orou no jardim (</w:t>
       </w:r>
-      <w:hyperlink r:id="rId31">
-        <w:r>
-          <w:rPr>
-            <w:lang w:val="pt_PT" w:bidi="pt_PT"/>
-          </w:rPr>
-          <w:rPr>
-            <w:color w:val="0000EE"/>
-            <w:u w:val="single"/>
-          </w:rPr>
-          <w:t>Mt 26.37</w:t>
-        </w:r>
-      </w:hyperlink>
-      <w:r>
-        <w:rPr>
-          <w:lang w:val="pt_PT" w:bidi="pt_PT"/>
-        </w:rPr>
-        <w:t xml:space="preserve">; </w:t>
-      </w:r>
-      <w:hyperlink r:id="rId32">
-        <w:r>
-          <w:rPr>
-            <w:lang w:val="pt_PT" w:bidi="pt_PT"/>
-          </w:rPr>
-          <w:rPr>
-            <w:color w:val="0000EE"/>
-            <w:u w:val="single"/>
-          </w:rPr>
-          <w:t>Mc 14.33</w:t>
-        </w:r>
-      </w:hyperlink>
+      <w:r>
+        <w:rPr>
+          <w:lang w:val="pt_PT" w:bidi="pt_PT"/>
+        </w:rPr>
+        <w:t>Mt 26.37</w:t>
+      </w:r>
+      <w:r>
+        <w:rPr>
+          <w:lang w:val="pt_PT" w:bidi="pt_PT"/>
+        </w:rPr>
+        <w:t xml:space="preserve">; </w:t>
+      </w:r>
+      <w:r>
+        <w:rPr>
+          <w:lang w:val="pt_PT" w:bidi="pt_PT"/>
+        </w:rPr>
+        <w:t>Mc 14.33</w:t>
+      </w:r>
       <w:r>
         <w:rPr>
           <w:lang w:val="pt_PT" w:bidi="pt_PT"/>
         </w:rPr>
         <w:t>). Em um momento, os dois irmãos irritaram os outros discípulos ao pedir posições especiais no vindouro reino de Deus (</w:t>
       </w:r>
-      <w:hyperlink r:id="rId33">
-        <w:r>
-          <w:rPr>
-            <w:lang w:val="pt_PT" w:bidi="pt_PT"/>
-          </w:rPr>
-          <w:rPr>
-            <w:color w:val="0000EE"/>
-            <w:u w:val="single"/>
-          </w:rPr>
-          <w:t>Mt 20.20–28</w:t>
-        </w:r>
-      </w:hyperlink>
-      <w:r>
-        <w:rPr>
-          <w:lang w:val="pt_PT" w:bidi="pt_PT"/>
-        </w:rPr>
-        <w:t xml:space="preserve">; </w:t>
-      </w:r>
-      <w:hyperlink r:id="rId34">
-        <w:r>
-          <w:rPr>
-            <w:lang w:val="pt_PT" w:bidi="pt_PT"/>
-          </w:rPr>
-          <w:rPr>
-            <w:color w:val="0000EE"/>
-            <w:u w:val="single"/>
-          </w:rPr>
-          <w:t>Mc 10.35–45</w:t>
-        </w:r>
-      </w:hyperlink>
+      <w:r>
+        <w:rPr>
+          <w:lang w:val="pt_PT" w:bidi="pt_PT"/>
+        </w:rPr>
+        <w:t>Mt 20.20–28</w:t>
+      </w:r>
+      <w:r>
+        <w:rPr>
+          <w:lang w:val="pt_PT" w:bidi="pt_PT"/>
+        </w:rPr>
+        <w:t xml:space="preserve">; </w:t>
+      </w:r>
+      <w:r>
+        <w:rPr>
+          <w:lang w:val="pt_PT" w:bidi="pt_PT"/>
+        </w:rPr>
+        <w:t>Mc 10.35–45</w:t>
+      </w:r>
       <w:r>
         <w:rPr>
           <w:lang w:val="pt_PT" w:bidi="pt_PT"/>
         </w:rPr>
         <w:t xml:space="preserve">; compare </w:t>
       </w:r>
-      <w:hyperlink r:id="rId35">
-        <w:r>
-          <w:rPr>
-            <w:lang w:val="pt_PT" w:bidi="pt_PT"/>
-          </w:rPr>
-          <w:rPr>
-            <w:color w:val="0000EE"/>
-            <w:u w:val="single"/>
-          </w:rPr>
-          <w:t>Lc 22.24–27</w:t>
-        </w:r>
-      </w:hyperlink>
+      <w:r>
+        <w:rPr>
+          <w:lang w:val="pt_PT" w:bidi="pt_PT"/>
+        </w:rPr>
+        <w:t>Lc 22.24–27</w:t>
+      </w:r>
       <w:r>
         <w:rPr>
           <w:lang w:val="pt_PT" w:bidi="pt_PT"/>
@@ -689,54 +551,36 @@
         </w:rPr>
         <w:t>Herodes Agripa mandou matar Tiago logo após a morte de Jesus, o que agradou os líderes judeus (</w:t>
       </w:r>
-      <w:hyperlink r:id="rId36">
-        <w:r>
-          <w:rPr>
-            <w:lang w:val="pt_PT" w:bidi="pt_PT"/>
-          </w:rPr>
-          <w:rPr>
-            <w:color w:val="0000EE"/>
-            <w:u w:val="single"/>
-          </w:rPr>
-          <w:t>At 12.1–3</w:t>
-        </w:r>
-      </w:hyperlink>
+      <w:r>
+        <w:rPr>
+          <w:lang w:val="pt_PT" w:bidi="pt_PT"/>
+        </w:rPr>
+        <w:t>At 12.1–3</w:t>
+      </w:r>
       <w:r>
         <w:rPr>
           <w:lang w:val="pt_PT" w:bidi="pt_PT"/>
         </w:rPr>
         <w:t>). Herodes pode ter feito isso porque Tiago era um líder importante entre os discípulos. Este evento cumpriu a previsão de Jesus de que Tiago compartilharia de seu sofrimento (</w:t>
       </w:r>
-      <w:hyperlink r:id="rId37">
-        <w:r>
-          <w:rPr>
-            <w:lang w:val="pt_PT" w:bidi="pt_PT"/>
-          </w:rPr>
-          <w:rPr>
-            <w:color w:val="0000EE"/>
-            <w:u w:val="single"/>
-          </w:rPr>
-          <w:t>Mt 20.23</w:t>
-        </w:r>
-      </w:hyperlink>
-      <w:r>
-        <w:rPr>
-          <w:lang w:val="pt_PT" w:bidi="pt_PT"/>
-        </w:rPr>
-        <w:t xml:space="preserve">; </w:t>
-      </w:r>
-      <w:hyperlink r:id="rId38">
-        <w:r>
-          <w:rPr>
-            <w:lang w:val="pt_PT" w:bidi="pt_PT"/>
-          </w:rPr>
-          <w:rPr>
-            <w:color w:val="0000EE"/>
-            <w:u w:val="single"/>
-          </w:rPr>
-          <w:t>Mc 10.38–39</w:t>
-        </w:r>
-      </w:hyperlink>
+      <w:r>
+        <w:rPr>
+          <w:lang w:val="pt_PT" w:bidi="pt_PT"/>
+        </w:rPr>
+        <w:t>Mt 20.23</w:t>
+      </w:r>
+      <w:r>
+        <w:rPr>
+          <w:lang w:val="pt_PT" w:bidi="pt_PT"/>
+        </w:rPr>
+        <w:t xml:space="preserve">; </w:t>
+      </w:r>
+      <w:r>
+        <w:rPr>
+          <w:lang w:val="pt_PT" w:bidi="pt_PT"/>
+        </w:rPr>
+        <w:t>Mc 10.38–39</w:t>
+      </w:r>
       <w:r>
         <w:rPr>
           <w:lang w:val="pt_PT" w:bidi="pt_PT"/>
@@ -780,378 +624,252 @@
           <w:lang w:val="pt_PT" w:bidi="pt_PT"/>
         </w:rPr>
       </w:r>
-      <w:hyperlink r:id="rId39">
-        <w:r>
-          <w:rPr>
-            <w:lang w:val="pt_PT" w:bidi="pt_PT"/>
-          </w:rPr>
-          <w:rPr>
-            <w:color w:val="0000EE"/>
-            <w:u w:val="single"/>
-          </w:rPr>
-          <w:t>Mateus 4.21–22</w:t>
-        </w:r>
-      </w:hyperlink>
-      <w:r>
-        <w:rPr>
-          <w:lang w:val="pt_PT" w:bidi="pt_PT"/>
-        </w:rPr>
-        <w:t xml:space="preserve">; </w:t>
-      </w:r>
-      <w:hyperlink r:id="rId40">
-        <w:r>
-          <w:rPr>
-            <w:lang w:val="pt_PT" w:bidi="pt_PT"/>
-          </w:rPr>
-          <w:rPr>
-            <w:color w:val="0000EE"/>
-            <w:u w:val="single"/>
-          </w:rPr>
-          <w:t>10.2</w:t>
-        </w:r>
-      </w:hyperlink>
-      <w:r>
-        <w:rPr>
-          <w:lang w:val="pt_PT" w:bidi="pt_PT"/>
-        </w:rPr>
-        <w:t xml:space="preserve">; </w:t>
-      </w:r>
-      <w:hyperlink r:id="rId41">
-        <w:r>
-          <w:rPr>
-            <w:lang w:val="pt_PT" w:bidi="pt_PT"/>
-          </w:rPr>
-          <w:rPr>
-            <w:color w:val="0000EE"/>
-            <w:u w:val="single"/>
-          </w:rPr>
-          <w:t>17.1</w:t>
-        </w:r>
-      </w:hyperlink>
-      <w:r>
-        <w:rPr>
-          <w:lang w:val="pt_PT" w:bidi="pt_PT"/>
-        </w:rPr>
-        <w:t xml:space="preserve">; </w:t>
-      </w:r>
-      <w:hyperlink r:id="rId42">
-        <w:r>
-          <w:rPr>
-            <w:lang w:val="pt_PT" w:bidi="pt_PT"/>
-          </w:rPr>
-          <w:rPr>
-            <w:color w:val="0000EE"/>
-            <w:u w:val="single"/>
-          </w:rPr>
-          <w:t>20.20–24</w:t>
-        </w:r>
-      </w:hyperlink>
-      <w:r>
-        <w:rPr>
-          <w:lang w:val="pt_PT" w:bidi="pt_PT"/>
-        </w:rPr>
-        <w:t xml:space="preserve">; </w:t>
-      </w:r>
-      <w:hyperlink r:id="rId43">
-        <w:r>
-          <w:rPr>
-            <w:lang w:val="pt_PT" w:bidi="pt_PT"/>
-          </w:rPr>
-          <w:rPr>
-            <w:color w:val="0000EE"/>
-            <w:u w:val="single"/>
-          </w:rPr>
-          <w:t>26.37–46</w:t>
-        </w:r>
-      </w:hyperlink>
-      <w:r>
-        <w:rPr>
-          <w:lang w:val="pt_PT" w:bidi="pt_PT"/>
-        </w:rPr>
-        <w:t xml:space="preserve">; </w:t>
-      </w:r>
-      <w:hyperlink r:id="rId44">
-        <w:r>
-          <w:rPr>
-            <w:lang w:val="pt_PT" w:bidi="pt_PT"/>
-          </w:rPr>
-          <w:rPr>
-            <w:color w:val="0000EE"/>
-            <w:u w:val="single"/>
-          </w:rPr>
-          <w:t>Marcos 1.19–20</w:t>
-        </w:r>
-      </w:hyperlink>
+      <w:r>
+        <w:rPr>
+          <w:lang w:val="pt_PT" w:bidi="pt_PT"/>
+        </w:rPr>
+        <w:t>Mateus 4.21–22</w:t>
+      </w:r>
+      <w:r>
+        <w:rPr>
+          <w:lang w:val="pt_PT" w:bidi="pt_PT"/>
+        </w:rPr>
+        <w:t xml:space="preserve">; </w:t>
+      </w:r>
+      <w:r>
+        <w:rPr>
+          <w:lang w:val="pt_PT" w:bidi="pt_PT"/>
+        </w:rPr>
+        <w:t>10.2</w:t>
+      </w:r>
+      <w:r>
+        <w:rPr>
+          <w:lang w:val="pt_PT" w:bidi="pt_PT"/>
+        </w:rPr>
+        <w:t xml:space="preserve">; </w:t>
+      </w:r>
+      <w:r>
+        <w:rPr>
+          <w:lang w:val="pt_PT" w:bidi="pt_PT"/>
+        </w:rPr>
+        <w:t>17.1</w:t>
+      </w:r>
+      <w:r>
+        <w:rPr>
+          <w:lang w:val="pt_PT" w:bidi="pt_PT"/>
+        </w:rPr>
+        <w:t xml:space="preserve">; </w:t>
+      </w:r>
+      <w:r>
+        <w:rPr>
+          <w:lang w:val="pt_PT" w:bidi="pt_PT"/>
+        </w:rPr>
+        <w:t>20.20–24</w:t>
+      </w:r>
+      <w:r>
+        <w:rPr>
+          <w:lang w:val="pt_PT" w:bidi="pt_PT"/>
+        </w:rPr>
+        <w:t xml:space="preserve">; </w:t>
+      </w:r>
+      <w:r>
+        <w:rPr>
+          <w:lang w:val="pt_PT" w:bidi="pt_PT"/>
+        </w:rPr>
+        <w:t>26.37–46</w:t>
+      </w:r>
+      <w:r>
+        <w:rPr>
+          <w:lang w:val="pt_PT" w:bidi="pt_PT"/>
+        </w:rPr>
+        <w:t xml:space="preserve">; </w:t>
+      </w:r>
+      <w:r>
+        <w:rPr>
+          <w:lang w:val="pt_PT" w:bidi="pt_PT"/>
+        </w:rPr>
+        <w:t>Marcos 1.19–20</w:t>
+      </w:r>
       <w:r>
         <w:rPr>
           <w:lang w:val="pt_PT" w:bidi="pt_PT"/>
         </w:rPr>
         <w:t>,</w:t>
       </w:r>
-      <w:hyperlink r:id="rId45">
-        <w:r>
-          <w:rPr>
-            <w:lang w:val="pt_PT" w:bidi="pt_PT"/>
-          </w:rPr>
-          <w:rPr>
-            <w:color w:val="0000EE"/>
-            <w:u w:val="single"/>
-          </w:rPr>
-          <w:t>29</w:t>
-        </w:r>
-      </w:hyperlink>
-      <w:r>
-        <w:rPr>
-          <w:lang w:val="pt_PT" w:bidi="pt_PT"/>
-        </w:rPr>
-        <w:t xml:space="preserve">; </w:t>
-      </w:r>
-      <w:hyperlink r:id="rId24">
-        <w:r>
-          <w:rPr>
-            <w:lang w:val="pt_PT" w:bidi="pt_PT"/>
-          </w:rPr>
-          <w:rPr>
-            <w:color w:val="0000EE"/>
-            <w:u w:val="single"/>
-          </w:rPr>
-          <w:t>3.17</w:t>
-        </w:r>
-      </w:hyperlink>
-      <w:r>
-        <w:rPr>
-          <w:lang w:val="pt_PT" w:bidi="pt_PT"/>
-        </w:rPr>
-        <w:t xml:space="preserve">; </w:t>
-      </w:r>
-      <w:hyperlink r:id="rId26">
-        <w:r>
-          <w:rPr>
-            <w:lang w:val="pt_PT" w:bidi="pt_PT"/>
-          </w:rPr>
-          <w:rPr>
-            <w:color w:val="0000EE"/>
-            <w:u w:val="single"/>
-          </w:rPr>
-          <w:t>5.37</w:t>
-        </w:r>
-      </w:hyperlink>
-      <w:r>
-        <w:rPr>
-          <w:lang w:val="pt_PT" w:bidi="pt_PT"/>
-        </w:rPr>
-        <w:t xml:space="preserve">; </w:t>
-      </w:r>
-      <w:hyperlink r:id="rId46">
-        <w:r>
-          <w:rPr>
-            <w:lang w:val="pt_PT" w:bidi="pt_PT"/>
-          </w:rPr>
-          <w:rPr>
-            <w:color w:val="0000EE"/>
-            <w:u w:val="single"/>
-          </w:rPr>
-          <w:t>9.2</w:t>
-        </w:r>
-      </w:hyperlink>
-      <w:r>
-        <w:rPr>
-          <w:lang w:val="pt_PT" w:bidi="pt_PT"/>
-        </w:rPr>
-        <w:t xml:space="preserve">; </w:t>
-      </w:r>
-      <w:hyperlink r:id="rId47">
-        <w:r>
-          <w:rPr>
-            <w:lang w:val="pt_PT" w:bidi="pt_PT"/>
-          </w:rPr>
-          <w:rPr>
-            <w:color w:val="0000EE"/>
-            <w:u w:val="single"/>
-          </w:rPr>
-          <w:t>10.35–41</w:t>
-        </w:r>
-      </w:hyperlink>
-      <w:r>
-        <w:rPr>
-          <w:lang w:val="pt_PT" w:bidi="pt_PT"/>
-        </w:rPr>
-        <w:t xml:space="preserve">; </w:t>
-      </w:r>
-      <w:hyperlink r:id="rId48">
-        <w:r>
-          <w:rPr>
-            <w:lang w:val="pt_PT" w:bidi="pt_PT"/>
-          </w:rPr>
-          <w:rPr>
-            <w:color w:val="0000EE"/>
-            <w:u w:val="single"/>
-          </w:rPr>
-          <w:t>13.3–4</w:t>
-        </w:r>
-      </w:hyperlink>
-      <w:r>
-        <w:rPr>
-          <w:lang w:val="pt_PT" w:bidi="pt_PT"/>
-        </w:rPr>
-        <w:t xml:space="preserve">; </w:t>
-      </w:r>
-      <w:hyperlink r:id="rId49">
-        <w:r>
-          <w:rPr>
-            <w:lang w:val="pt_PT" w:bidi="pt_PT"/>
-          </w:rPr>
-          <w:rPr>
-            <w:color w:val="0000EE"/>
-            <w:u w:val="single"/>
-          </w:rPr>
-          <w:t>14.33–42</w:t>
-        </w:r>
-      </w:hyperlink>
-      <w:r>
-        <w:rPr>
-          <w:lang w:val="pt_PT" w:bidi="pt_PT"/>
-        </w:rPr>
-        <w:t xml:space="preserve">; </w:t>
-      </w:r>
-      <w:hyperlink r:id="rId20">
-        <w:r>
-          <w:rPr>
-            <w:lang w:val="pt_PT" w:bidi="pt_PT"/>
-          </w:rPr>
-          <w:rPr>
-            <w:color w:val="0000EE"/>
-            <w:u w:val="single"/>
-          </w:rPr>
-          <w:t>Lucas 5.10</w:t>
-        </w:r>
-      </w:hyperlink>
-      <w:r>
-        <w:rPr>
-          <w:lang w:val="pt_PT" w:bidi="pt_PT"/>
-        </w:rPr>
-        <w:t xml:space="preserve">; </w:t>
-      </w:r>
-      <w:hyperlink r:id="rId50">
-        <w:r>
-          <w:rPr>
-            <w:lang w:val="pt_PT" w:bidi="pt_PT"/>
-          </w:rPr>
-          <w:rPr>
-            <w:color w:val="0000EE"/>
-            <w:u w:val="single"/>
-          </w:rPr>
-          <w:t>6.14</w:t>
-        </w:r>
-      </w:hyperlink>
-      <w:r>
-        <w:rPr>
-          <w:lang w:val="pt_PT" w:bidi="pt_PT"/>
-        </w:rPr>
-        <w:t xml:space="preserve">; </w:t>
-      </w:r>
-      <w:hyperlink r:id="rId27">
-        <w:r>
-          <w:rPr>
-            <w:lang w:val="pt_PT" w:bidi="pt_PT"/>
-          </w:rPr>
-          <w:rPr>
-            <w:color w:val="0000EE"/>
-            <w:u w:val="single"/>
-          </w:rPr>
-          <w:t>8.51</w:t>
-        </w:r>
-      </w:hyperlink>
-      <w:r>
-        <w:rPr>
-          <w:lang w:val="pt_PT" w:bidi="pt_PT"/>
-        </w:rPr>
-        <w:t xml:space="preserve">; </w:t>
-      </w:r>
-      <w:hyperlink r:id="rId51">
-        <w:r>
-          <w:rPr>
-            <w:lang w:val="pt_PT" w:bidi="pt_PT"/>
-          </w:rPr>
-          <w:rPr>
-            <w:color w:val="0000EE"/>
-            <w:u w:val="single"/>
-          </w:rPr>
-          <w:t>9.28</w:t>
-        </w:r>
-      </w:hyperlink>
+      <w:r>
+        <w:rPr>
+          <w:lang w:val="pt_PT" w:bidi="pt_PT"/>
+        </w:rPr>
+        <w:t>29</w:t>
+      </w:r>
+      <w:r>
+        <w:rPr>
+          <w:lang w:val="pt_PT" w:bidi="pt_PT"/>
+        </w:rPr>
+        <w:t xml:space="preserve">; </w:t>
+      </w:r>
+      <w:r>
+        <w:rPr>
+          <w:lang w:val="pt_PT" w:bidi="pt_PT"/>
+        </w:rPr>
+        <w:t>3.17</w:t>
+      </w:r>
+      <w:r>
+        <w:rPr>
+          <w:lang w:val="pt_PT" w:bidi="pt_PT"/>
+        </w:rPr>
+        <w:t xml:space="preserve">; </w:t>
+      </w:r>
+      <w:r>
+        <w:rPr>
+          <w:lang w:val="pt_PT" w:bidi="pt_PT"/>
+        </w:rPr>
+        <w:t>5.37</w:t>
+      </w:r>
+      <w:r>
+        <w:rPr>
+          <w:lang w:val="pt_PT" w:bidi="pt_PT"/>
+        </w:rPr>
+        <w:t xml:space="preserve">; </w:t>
+      </w:r>
+      <w:r>
+        <w:rPr>
+          <w:lang w:val="pt_PT" w:bidi="pt_PT"/>
+        </w:rPr>
+        <w:t>9.2</w:t>
+      </w:r>
+      <w:r>
+        <w:rPr>
+          <w:lang w:val="pt_PT" w:bidi="pt_PT"/>
+        </w:rPr>
+        <w:t xml:space="preserve">; </w:t>
+      </w:r>
+      <w:r>
+        <w:rPr>
+          <w:lang w:val="pt_PT" w:bidi="pt_PT"/>
+        </w:rPr>
+        <w:t>10.35–41</w:t>
+      </w:r>
+      <w:r>
+        <w:rPr>
+          <w:lang w:val="pt_PT" w:bidi="pt_PT"/>
+        </w:rPr>
+        <w:t xml:space="preserve">; </w:t>
+      </w:r>
+      <w:r>
+        <w:rPr>
+          <w:lang w:val="pt_PT" w:bidi="pt_PT"/>
+        </w:rPr>
+        <w:t>13.3–4</w:t>
+      </w:r>
+      <w:r>
+        <w:rPr>
+          <w:lang w:val="pt_PT" w:bidi="pt_PT"/>
+        </w:rPr>
+        <w:t xml:space="preserve">; </w:t>
+      </w:r>
+      <w:r>
+        <w:rPr>
+          <w:lang w:val="pt_PT" w:bidi="pt_PT"/>
+        </w:rPr>
+        <w:t>14.33–42</w:t>
+      </w:r>
+      <w:r>
+        <w:rPr>
+          <w:lang w:val="pt_PT" w:bidi="pt_PT"/>
+        </w:rPr>
+        <w:t xml:space="preserve">; </w:t>
+      </w:r>
+      <w:r>
+        <w:rPr>
+          <w:lang w:val="pt_PT" w:bidi="pt_PT"/>
+        </w:rPr>
+        <w:t>Lucas 5.10</w:t>
+      </w:r>
+      <w:r>
+        <w:rPr>
+          <w:lang w:val="pt_PT" w:bidi="pt_PT"/>
+        </w:rPr>
+        <w:t xml:space="preserve">; </w:t>
+      </w:r>
+      <w:r>
+        <w:rPr>
+          <w:lang w:val="pt_PT" w:bidi="pt_PT"/>
+        </w:rPr>
+        <w:t>6.14</w:t>
+      </w:r>
+      <w:r>
+        <w:rPr>
+          <w:lang w:val="pt_PT" w:bidi="pt_PT"/>
+        </w:rPr>
+        <w:t xml:space="preserve">; </w:t>
+      </w:r>
+      <w:r>
+        <w:rPr>
+          <w:lang w:val="pt_PT" w:bidi="pt_PT"/>
+        </w:rPr>
+        <w:t>8.51</w:t>
+      </w:r>
+      <w:r>
+        <w:rPr>
+          <w:lang w:val="pt_PT" w:bidi="pt_PT"/>
+        </w:rPr>
+        <w:t xml:space="preserve">; </w:t>
+      </w:r>
+      <w:r>
+        <w:rPr>
+          <w:lang w:val="pt_PT" w:bidi="pt_PT"/>
+        </w:rPr>
+        <w:t>9.28</w:t>
+      </w:r>
       <w:r>
         <w:rPr>
           <w:lang w:val="pt_PT" w:bidi="pt_PT"/>
         </w:rPr>
         <w:t>,</w:t>
       </w:r>
-      <w:hyperlink r:id="rId52">
-        <w:r>
-          <w:rPr>
-            <w:lang w:val="pt_PT" w:bidi="pt_PT"/>
-          </w:rPr>
-          <w:rPr>
-            <w:color w:val="0000EE"/>
-            <w:u w:val="single"/>
-          </w:rPr>
-          <w:t>54–55</w:t>
-        </w:r>
-      </w:hyperlink>
-      <w:r>
-        <w:rPr>
-          <w:lang w:val="pt_PT" w:bidi="pt_PT"/>
-        </w:rPr>
-        <w:t xml:space="preserve">; </w:t>
-      </w:r>
-      <w:hyperlink r:id="rId53">
-        <w:r>
-          <w:rPr>
-            <w:lang w:val="pt_PT" w:bidi="pt_PT"/>
-          </w:rPr>
-          <w:rPr>
-            <w:color w:val="0000EE"/>
-            <w:u w:val="single"/>
-          </w:rPr>
-          <w:t>João 21.2</w:t>
-        </w:r>
-      </w:hyperlink>
-      <w:r>
-        <w:rPr>
-          <w:lang w:val="pt_PT" w:bidi="pt_PT"/>
-        </w:rPr>
-        <w:t xml:space="preserve">; </w:t>
-      </w:r>
-      <w:hyperlink r:id="rId54">
-        <w:r>
-          <w:rPr>
-            <w:lang w:val="pt_PT" w:bidi="pt_PT"/>
-          </w:rPr>
-          <w:rPr>
-            <w:color w:val="0000EE"/>
-            <w:u w:val="single"/>
-          </w:rPr>
-          <w:t>Atos 1.13</w:t>
-        </w:r>
-      </w:hyperlink>
-      <w:r>
-        <w:rPr>
-          <w:lang w:val="pt_PT" w:bidi="pt_PT"/>
-        </w:rPr>
-        <w:t xml:space="preserve">; </w:t>
-      </w:r>
-      <w:hyperlink r:id="rId55">
-        <w:r>
-          <w:rPr>
-            <w:lang w:val="pt_PT" w:bidi="pt_PT"/>
-          </w:rPr>
-          <w:rPr>
-            <w:color w:val="0000EE"/>
-            <w:u w:val="single"/>
-          </w:rPr>
-          <w:t>12.2</w:t>
-        </w:r>
-      </w:hyperlink>
+      <w:r>
+        <w:rPr>
+          <w:lang w:val="pt_PT" w:bidi="pt_PT"/>
+        </w:rPr>
+        <w:t>54–55</w:t>
+      </w:r>
+      <w:r>
+        <w:rPr>
+          <w:lang w:val="pt_PT" w:bidi="pt_PT"/>
+        </w:rPr>
+        <w:t xml:space="preserve">; </w:t>
+      </w:r>
+      <w:r>
+        <w:rPr>
+          <w:lang w:val="pt_PT" w:bidi="pt_PT"/>
+        </w:rPr>
+        <w:t>João 21.2</w:t>
+      </w:r>
+      <w:r>
+        <w:rPr>
+          <w:lang w:val="pt_PT" w:bidi="pt_PT"/>
+        </w:rPr>
+        <w:t xml:space="preserve">; </w:t>
+      </w:r>
+      <w:r>
+        <w:rPr>
+          <w:lang w:val="pt_PT" w:bidi="pt_PT"/>
+        </w:rPr>
+        <w:t>Atos 1.13</w:t>
+      </w:r>
+      <w:r>
+        <w:rPr>
+          <w:lang w:val="pt_PT" w:bidi="pt_PT"/>
+        </w:rPr>
+        <w:t xml:space="preserve">; </w:t>
+      </w:r>
+      <w:r>
+        <w:rPr>
+          <w:lang w:val="pt_PT" w:bidi="pt_PT"/>
+        </w:rPr>
+        <w:t>12.2</w:t>
+      </w:r>
       <w:r>
         <w:rPr>
           <w:lang w:val="pt_PT" w:bidi="pt_PT"/>
@@ -1200,72 +918,48 @@
         </w:rPr>
         <w:t>Tiago era um dos irmãos de Jesus (</w:t>
       </w:r>
-      <w:hyperlink r:id="rId56">
-        <w:r>
-          <w:rPr>
-            <w:lang w:val="pt_PT" w:bidi="pt_PT"/>
-          </w:rPr>
-          <w:rPr>
-            <w:color w:val="0000EE"/>
-            <w:u w:val="single"/>
-          </w:rPr>
-          <w:t>Mt 13.55</w:t>
-        </w:r>
-      </w:hyperlink>
-      <w:r>
-        <w:rPr>
-          <w:lang w:val="pt_PT" w:bidi="pt_PT"/>
-        </w:rPr>
-        <w:t xml:space="preserve">; </w:t>
-      </w:r>
-      <w:hyperlink r:id="rId57">
-        <w:r>
-          <w:rPr>
-            <w:lang w:val="pt_PT" w:bidi="pt_PT"/>
-          </w:rPr>
-          <w:rPr>
-            <w:color w:val="0000EE"/>
-            <w:u w:val="single"/>
-          </w:rPr>
-          <w:t>Mc 6.3</w:t>
-        </w:r>
-      </w:hyperlink>
-      <w:r>
-        <w:rPr>
-          <w:lang w:val="pt_PT" w:bidi="pt_PT"/>
-        </w:rPr>
-        <w:t xml:space="preserve">; </w:t>
-      </w:r>
-      <w:hyperlink r:id="rId58">
-        <w:r>
-          <w:rPr>
-            <w:lang w:val="pt_PT" w:bidi="pt_PT"/>
-          </w:rPr>
-          <w:rPr>
-            <w:color w:val="0000EE"/>
-            <w:u w:val="single"/>
-          </w:rPr>
-          <w:t>Gl 1.19</w:t>
-        </w:r>
-      </w:hyperlink>
+      <w:r>
+        <w:rPr>
+          <w:lang w:val="pt_PT" w:bidi="pt_PT"/>
+        </w:rPr>
+        <w:t>Mt 13.55</w:t>
+      </w:r>
+      <w:r>
+        <w:rPr>
+          <w:lang w:val="pt_PT" w:bidi="pt_PT"/>
+        </w:rPr>
+        <w:t xml:space="preserve">; </w:t>
+      </w:r>
+      <w:r>
+        <w:rPr>
+          <w:lang w:val="pt_PT" w:bidi="pt_PT"/>
+        </w:rPr>
+        <w:t>Mc 6.3</w:t>
+      </w:r>
+      <w:r>
+        <w:rPr>
+          <w:lang w:val="pt_PT" w:bidi="pt_PT"/>
+        </w:rPr>
+        <w:t xml:space="preserve">; </w:t>
+      </w:r>
+      <w:r>
+        <w:rPr>
+          <w:lang w:val="pt_PT" w:bidi="pt_PT"/>
+        </w:rPr>
+        <w:t>Gl 1.19</w:t>
+      </w:r>
       <w:r>
         <w:rPr>
           <w:lang w:val="pt_PT" w:bidi="pt_PT"/>
         </w:rPr>
         <w:t xml:space="preserve">; compare </w:t>
       </w:r>
-      <w:hyperlink r:id="rId59">
-        <w:r>
-          <w:rPr>
-            <w:lang w:val="pt_PT" w:bidi="pt_PT"/>
-          </w:rPr>
-          <w:rPr>
-            <w:color w:val="0000EE"/>
-            <w:u w:val="single"/>
-          </w:rPr>
-          <w:t>Jd 1.1</w:t>
-        </w:r>
-      </w:hyperlink>
+      <w:r>
+        <w:rPr>
+          <w:lang w:val="pt_PT" w:bidi="pt_PT"/>
+        </w:rPr>
+        <w:t>Jd 1.1</w:t>
+      </w:r>
       <w:r>
         <w:rPr>
           <w:lang w:val="pt_PT" w:bidi="pt_PT"/>
@@ -1286,108 +980,72 @@
         </w:rPr>
         <w:t>Os irmãos de Jesus inicialmente duvidaram de suas alegações (</w:t>
       </w:r>
-      <w:hyperlink r:id="rId60">
-        <w:r>
-          <w:rPr>
-            <w:lang w:val="pt_PT" w:bidi="pt_PT"/>
-          </w:rPr>
-          <w:rPr>
-            <w:color w:val="0000EE"/>
-            <w:u w:val="single"/>
-          </w:rPr>
-          <w:t>Jo 7.2–5</w:t>
-        </w:r>
-      </w:hyperlink>
+      <w:r>
+        <w:rPr>
+          <w:lang w:val="pt_PT" w:bidi="pt_PT"/>
+        </w:rPr>
+        <w:t>Jo 7.2–5</w:t>
+      </w:r>
       <w:r>
         <w:rPr>
           <w:lang w:val="pt_PT" w:bidi="pt_PT"/>
         </w:rPr>
         <w:t>). Mas depois se tornaram crentes (</w:t>
       </w:r>
-      <w:hyperlink r:id="rId61">
-        <w:r>
-          <w:rPr>
-            <w:lang w:val="pt_PT" w:bidi="pt_PT"/>
-          </w:rPr>
-          <w:rPr>
-            <w:color w:val="0000EE"/>
-            <w:u w:val="single"/>
-          </w:rPr>
-          <w:t>At 1.14</w:t>
-        </w:r>
-      </w:hyperlink>
+      <w:r>
+        <w:rPr>
+          <w:lang w:val="pt_PT" w:bidi="pt_PT"/>
+        </w:rPr>
+        <w:t>At 1.14</w:t>
+      </w:r>
       <w:r>
         <w:rPr>
           <w:lang w:val="pt_PT" w:bidi="pt_PT"/>
         </w:rPr>
         <w:t>). O encontro pessoal de Tiago com o Jesus ressuscitado pode tê-lo convencido (</w:t>
       </w:r>
-      <w:hyperlink r:id="rId62">
-        <w:r>
-          <w:rPr>
-            <w:lang w:val="pt_PT" w:bidi="pt_PT"/>
-          </w:rPr>
-          <w:rPr>
-            <w:color w:val="0000EE"/>
-            <w:u w:val="single"/>
-          </w:rPr>
-          <w:t>1Co 15.7</w:t>
-        </w:r>
-      </w:hyperlink>
+      <w:r>
+        <w:rPr>
+          <w:lang w:val="pt_PT" w:bidi="pt_PT"/>
+        </w:rPr>
+        <w:t>1Co 15.7</w:t>
+      </w:r>
       <w:r>
         <w:rPr>
           <w:lang w:val="pt_PT" w:bidi="pt_PT"/>
         </w:rPr>
         <w:t>). Dois dos irmãos de Jesus, Tiago e Judas, tiveram papéis importantes na comunidade cristã primitiva. Tiago rapidamente se tornou o líder da igreja em Jerusalém. No concílio em Jerusalém, Tiago ajudou os líderes da igreja judaica a aceitarem crentes gentios (não-judeus) sem exigir circuncisão. Esta decisão foi essencial para Paulo e a missão inicial aos gentios (</w:t>
       </w:r>
-      <w:hyperlink r:id="rId63">
-        <w:r>
-          <w:rPr>
-            <w:lang w:val="pt_PT" w:bidi="pt_PT"/>
-          </w:rPr>
-          <w:rPr>
-            <w:color w:val="0000EE"/>
-            <w:u w:val="single"/>
-          </w:rPr>
-          <w:t>At 15.13–21</w:t>
-        </w:r>
-      </w:hyperlink>
+      <w:r>
+        <w:rPr>
+          <w:lang w:val="pt_PT" w:bidi="pt_PT"/>
+        </w:rPr>
+        <w:t>At 15.13–21</w:t>
+      </w:r>
       <w:r>
         <w:rPr>
           <w:lang w:val="pt_PT" w:bidi="pt_PT"/>
         </w:rPr>
         <w:t>). Paulo visitou Tiago em Jerusalém após sua terceira viagem missionária, assim como havia feito anteriormente após sua conversão (</w:t>
       </w:r>
-      <w:hyperlink r:id="rId64">
-        <w:r>
-          <w:rPr>
-            <w:lang w:val="pt_PT" w:bidi="pt_PT"/>
-          </w:rPr>
-          <w:rPr>
-            <w:color w:val="0000EE"/>
-            <w:u w:val="single"/>
-          </w:rPr>
-          <w:t>At 21.18</w:t>
-        </w:r>
-      </w:hyperlink>
-      <w:r>
-        <w:rPr>
-          <w:lang w:val="pt_PT" w:bidi="pt_PT"/>
-        </w:rPr>
-        <w:t xml:space="preserve">; </w:t>
-      </w:r>
-      <w:hyperlink r:id="rId58">
-        <w:r>
-          <w:rPr>
-            <w:lang w:val="pt_PT" w:bidi="pt_PT"/>
-          </w:rPr>
-          <w:rPr>
-            <w:color w:val="0000EE"/>
-            <w:u w:val="single"/>
-          </w:rPr>
-          <w:t>Gl 1.19</w:t>
-        </w:r>
-      </w:hyperlink>
+      <w:r>
+        <w:rPr>
+          <w:lang w:val="pt_PT" w:bidi="pt_PT"/>
+        </w:rPr>
+        <w:t>At 21.18</w:t>
+      </w:r>
+      <w:r>
+        <w:rPr>
+          <w:lang w:val="pt_PT" w:bidi="pt_PT"/>
+        </w:rPr>
+        <w:t xml:space="preserve">; </w:t>
+      </w:r>
+      <w:r>
+        <w:rPr>
+          <w:lang w:val="pt_PT" w:bidi="pt_PT"/>
+        </w:rPr>
+        <w:t>Gl 1.19</w:t>
+      </w:r>
       <w:r>
         <w:rPr>
           <w:lang w:val="pt_PT" w:bidi="pt_PT"/>
@@ -1408,72 +1066,48 @@
         </w:rPr>
         <w:t>Como a maioria dos cristãos judeus, Tiago seguia a lei de Moisés. Ele enfatizava a importância de observar certas leis chave quando entre judeus (</w:t>
       </w:r>
-      <w:hyperlink r:id="rId65">
-        <w:r>
-          <w:rPr>
-            <w:lang w:val="pt_PT" w:bidi="pt_PT"/>
-          </w:rPr>
-          <w:rPr>
-            <w:color w:val="0000EE"/>
-            <w:u w:val="single"/>
-          </w:rPr>
-          <w:t>At 15.20–21</w:t>
-        </w:r>
-      </w:hyperlink>
-      <w:r>
-        <w:rPr>
-          <w:lang w:val="pt_PT" w:bidi="pt_PT"/>
-        </w:rPr>
-        <w:t xml:space="preserve">; </w:t>
-      </w:r>
-      <w:hyperlink r:id="rId66">
-        <w:r>
-          <w:rPr>
-            <w:lang w:val="pt_PT" w:bidi="pt_PT"/>
-          </w:rPr>
-          <w:rPr>
-            <w:color w:val="0000EE"/>
-            <w:u w:val="single"/>
-          </w:rPr>
-          <w:t>21.18–25</w:t>
-        </w:r>
-      </w:hyperlink>
+      <w:r>
+        <w:rPr>
+          <w:lang w:val="pt_PT" w:bidi="pt_PT"/>
+        </w:rPr>
+        <w:t>At 15.20–21</w:t>
+      </w:r>
+      <w:r>
+        <w:rPr>
+          <w:lang w:val="pt_PT" w:bidi="pt_PT"/>
+        </w:rPr>
+        <w:t xml:space="preserve">; </w:t>
+      </w:r>
+      <w:r>
+        <w:rPr>
+          <w:lang w:val="pt_PT" w:bidi="pt_PT"/>
+        </w:rPr>
+        <w:t>21.18–25</w:t>
+      </w:r>
       <w:r>
         <w:rPr>
           <w:lang w:val="pt_PT" w:bidi="pt_PT"/>
         </w:rPr>
         <w:t>). Tiago reconheceu a missão de Paulo e seu foco na salvação apenas pela fé (</w:t>
       </w:r>
-      <w:hyperlink r:id="rId67">
-        <w:r>
-          <w:rPr>
-            <w:lang w:val="pt_PT" w:bidi="pt_PT"/>
-          </w:rPr>
-          <w:rPr>
-            <w:color w:val="0000EE"/>
-            <w:u w:val="single"/>
-          </w:rPr>
-          <w:t>Gl 2.6–9</w:t>
-        </w:r>
-      </w:hyperlink>
+      <w:r>
+        <w:rPr>
+          <w:lang w:val="pt_PT" w:bidi="pt_PT"/>
+        </w:rPr>
+        <w:t>Gl 2.6–9</w:t>
+      </w:r>
       <w:r>
         <w:rPr>
           <w:lang w:val="pt_PT" w:bidi="pt_PT"/>
         </w:rPr>
         <w:t xml:space="preserve">), mas muitos cristãos judeus não concordavam. Esses crentes judeus, que Paulo associou a Tiago uma vez (veja </w:t>
       </w:r>
-      <w:hyperlink r:id="rId68">
-        <w:r>
-          <w:rPr>
-            <w:lang w:val="pt_PT" w:bidi="pt_PT"/>
-          </w:rPr>
-          <w:rPr>
-            <w:color w:val="0000EE"/>
-            <w:u w:val="single"/>
-          </w:rPr>
-          <w:t>Gl 2.12</w:t>
-        </w:r>
-      </w:hyperlink>
+      <w:r>
+        <w:rPr>
+          <w:lang w:val="pt_PT" w:bidi="pt_PT"/>
+        </w:rPr>
+        <w:t>Gl 2.12</w:t>
+      </w:r>
       <w:r>
         <w:rPr>
           <w:lang w:val="pt_PT" w:bidi="pt_PT"/>
@@ -1494,54 +1128,36 @@
         </w:rPr>
         <w:t>A origem judaica de Tiago é evidente em sua carta, que oferece conselhos sábios e práticos para a vida. Muito disso está alinhado com a sabedoria tradicional das Escrituras judaicas. Um parágrafo de sua carta (</w:t>
       </w:r>
-      <w:hyperlink r:id="rId69">
-        <w:r>
-          <w:rPr>
-            <w:lang w:val="pt_PT" w:bidi="pt_PT"/>
-          </w:rPr>
-          <w:rPr>
-            <w:color w:val="0000EE"/>
-            <w:u w:val="single"/>
-          </w:rPr>
-          <w:t>Tg 5.1–6</w:t>
-        </w:r>
-      </w:hyperlink>
+      <w:r>
+        <w:rPr>
+          <w:lang w:val="pt_PT" w:bidi="pt_PT"/>
+        </w:rPr>
+        <w:t>Tg 5.1–6</w:t>
+      </w:r>
       <w:r>
         <w:rPr>
           <w:lang w:val="pt_PT" w:bidi="pt_PT"/>
         </w:rPr>
         <w:t xml:space="preserve">) se assemelha ao trabalho dos profetas do Antigo Testamento (por exemplo, compare </w:t>
       </w:r>
-      <w:hyperlink r:id="rId70">
-        <w:r>
-          <w:rPr>
-            <w:lang w:val="pt_PT" w:bidi="pt_PT"/>
-          </w:rPr>
-          <w:rPr>
-            <w:color w:val="0000EE"/>
-            <w:u w:val="single"/>
-          </w:rPr>
-          <w:t>Am 5.21–24</w:t>
-        </w:r>
-      </w:hyperlink>
-      <w:r>
-        <w:rPr>
-          <w:lang w:val="pt_PT" w:bidi="pt_PT"/>
-        </w:rPr>
-        <w:t xml:space="preserve">; </w:t>
-      </w:r>
-      <w:hyperlink r:id="rId71">
-        <w:r>
-          <w:rPr>
-            <w:lang w:val="pt_PT" w:bidi="pt_PT"/>
-          </w:rPr>
-          <w:rPr>
-            <w:color w:val="0000EE"/>
-            <w:u w:val="single"/>
-          </w:rPr>
-          <w:t>6.1–7</w:t>
-        </w:r>
-      </w:hyperlink>
+      <w:r>
+        <w:rPr>
+          <w:lang w:val="pt_PT" w:bidi="pt_PT"/>
+        </w:rPr>
+        <w:t>Am 5.21–24</w:t>
+      </w:r>
+      <w:r>
+        <w:rPr>
+          <w:lang w:val="pt_PT" w:bidi="pt_PT"/>
+        </w:rPr>
+        <w:t xml:space="preserve">; </w:t>
+      </w:r>
+      <w:r>
+        <w:rPr>
+          <w:lang w:val="pt_PT" w:bidi="pt_PT"/>
+        </w:rPr>
+        <w:t>6.1–7</w:t>
+      </w:r>
       <w:r>
         <w:rPr>
           <w:lang w:val="pt_PT" w:bidi="pt_PT"/>
@@ -1611,180 +1227,120 @@
           <w:lang w:val="pt_PT" w:bidi="pt_PT"/>
         </w:rPr>
       </w:r>
-      <w:hyperlink r:id="rId56">
-        <w:r>
-          <w:rPr>
-            <w:lang w:val="pt_PT" w:bidi="pt_PT"/>
-          </w:rPr>
-          <w:rPr>
-            <w:color w:val="0000EE"/>
-            <w:u w:val="single"/>
-          </w:rPr>
-          <w:t>Mateus 13.55</w:t>
-        </w:r>
-      </w:hyperlink>
-      <w:r>
-        <w:rPr>
-          <w:lang w:val="pt_PT" w:bidi="pt_PT"/>
-        </w:rPr>
-        <w:t xml:space="preserve">; </w:t>
-      </w:r>
-      <w:hyperlink r:id="rId57">
-        <w:r>
-          <w:rPr>
-            <w:lang w:val="pt_PT" w:bidi="pt_PT"/>
-          </w:rPr>
-          <w:rPr>
-            <w:color w:val="0000EE"/>
-            <w:u w:val="single"/>
-          </w:rPr>
-          <w:t>Mc 6.3</w:t>
-        </w:r>
-      </w:hyperlink>
-      <w:r>
-        <w:rPr>
-          <w:lang w:val="pt_PT" w:bidi="pt_PT"/>
-        </w:rPr>
-        <w:t xml:space="preserve">; </w:t>
-      </w:r>
-      <w:hyperlink r:id="rId72">
-        <w:r>
-          <w:rPr>
-            <w:lang w:val="pt_PT" w:bidi="pt_PT"/>
-          </w:rPr>
-          <w:rPr>
-            <w:color w:val="0000EE"/>
-            <w:u w:val="single"/>
-          </w:rPr>
-          <w:t>Atos 12.17</w:t>
-        </w:r>
-      </w:hyperlink>
-      <w:r>
-        <w:rPr>
-          <w:lang w:val="pt_PT" w:bidi="pt_PT"/>
-        </w:rPr>
-        <w:t xml:space="preserve">; </w:t>
-      </w:r>
-      <w:hyperlink r:id="rId63">
-        <w:r>
-          <w:rPr>
-            <w:lang w:val="pt_PT" w:bidi="pt_PT"/>
-          </w:rPr>
-          <w:rPr>
-            <w:color w:val="0000EE"/>
-            <w:u w:val="single"/>
-          </w:rPr>
-          <w:t>Atos 15.13–21</w:t>
-        </w:r>
-      </w:hyperlink>
-      <w:r>
-        <w:rPr>
-          <w:lang w:val="pt_PT" w:bidi="pt_PT"/>
-        </w:rPr>
-        <w:t xml:space="preserve">; </w:t>
-      </w:r>
-      <w:hyperlink r:id="rId66">
-        <w:r>
-          <w:rPr>
-            <w:lang w:val="pt_PT" w:bidi="pt_PT"/>
-          </w:rPr>
-          <w:rPr>
-            <w:color w:val="0000EE"/>
-            <w:u w:val="single"/>
-          </w:rPr>
-          <w:t>Atos 21.18–25</w:t>
-        </w:r>
-      </w:hyperlink>
-      <w:r>
-        <w:rPr>
-          <w:lang w:val="pt_PT" w:bidi="pt_PT"/>
-        </w:rPr>
-        <w:t xml:space="preserve">; </w:t>
-      </w:r>
-      <w:hyperlink r:id="rId62">
-        <w:r>
-          <w:rPr>
-            <w:lang w:val="pt_PT" w:bidi="pt_PT"/>
-          </w:rPr>
-          <w:rPr>
-            <w:color w:val="0000EE"/>
-            <w:u w:val="single"/>
-          </w:rPr>
-          <w:t>1 Coríntios 15.7</w:t>
-        </w:r>
-      </w:hyperlink>
-      <w:r>
-        <w:rPr>
-          <w:lang w:val="pt_PT" w:bidi="pt_PT"/>
-        </w:rPr>
-        <w:t xml:space="preserve">; </w:t>
-      </w:r>
-      <w:hyperlink r:id="rId73">
-        <w:r>
-          <w:rPr>
-            <w:lang w:val="pt_PT" w:bidi="pt_PT"/>
-          </w:rPr>
-          <w:rPr>
-            <w:color w:val="0000EE"/>
-            <w:u w:val="single"/>
-          </w:rPr>
-          <w:t>Gálatas 2.9</w:t>
-        </w:r>
-      </w:hyperlink>
+      <w:r>
+        <w:rPr>
+          <w:lang w:val="pt_PT" w:bidi="pt_PT"/>
+        </w:rPr>
+        <w:t>Mateus 13.55</w:t>
+      </w:r>
+      <w:r>
+        <w:rPr>
+          <w:lang w:val="pt_PT" w:bidi="pt_PT"/>
+        </w:rPr>
+        <w:t xml:space="preserve">; </w:t>
+      </w:r>
+      <w:r>
+        <w:rPr>
+          <w:lang w:val="pt_PT" w:bidi="pt_PT"/>
+        </w:rPr>
+        <w:t>Mc 6.3</w:t>
+      </w:r>
+      <w:r>
+        <w:rPr>
+          <w:lang w:val="pt_PT" w:bidi="pt_PT"/>
+        </w:rPr>
+        <w:t xml:space="preserve">; </w:t>
+      </w:r>
+      <w:r>
+        <w:rPr>
+          <w:lang w:val="pt_PT" w:bidi="pt_PT"/>
+        </w:rPr>
+        <w:t>Atos 12.17</w:t>
+      </w:r>
+      <w:r>
+        <w:rPr>
+          <w:lang w:val="pt_PT" w:bidi="pt_PT"/>
+        </w:rPr>
+        <w:t xml:space="preserve">; </w:t>
+      </w:r>
+      <w:r>
+        <w:rPr>
+          <w:lang w:val="pt_PT" w:bidi="pt_PT"/>
+        </w:rPr>
+        <w:t>Atos 15.13–21</w:t>
+      </w:r>
+      <w:r>
+        <w:rPr>
+          <w:lang w:val="pt_PT" w:bidi="pt_PT"/>
+        </w:rPr>
+        <w:t xml:space="preserve">; </w:t>
+      </w:r>
+      <w:r>
+        <w:rPr>
+          <w:lang w:val="pt_PT" w:bidi="pt_PT"/>
+        </w:rPr>
+        <w:t>Atos 21.18–25</w:t>
+      </w:r>
+      <w:r>
+        <w:rPr>
+          <w:lang w:val="pt_PT" w:bidi="pt_PT"/>
+        </w:rPr>
+        <w:t xml:space="preserve">; </w:t>
+      </w:r>
+      <w:r>
+        <w:rPr>
+          <w:lang w:val="pt_PT" w:bidi="pt_PT"/>
+        </w:rPr>
+        <w:t>1 Coríntios 15.7</w:t>
+      </w:r>
+      <w:r>
+        <w:rPr>
+          <w:lang w:val="pt_PT" w:bidi="pt_PT"/>
+        </w:rPr>
+        <w:t xml:space="preserve">; </w:t>
+      </w:r>
+      <w:r>
+        <w:rPr>
+          <w:lang w:val="pt_PT" w:bidi="pt_PT"/>
+        </w:rPr>
+        <w:t>Gálatas 2.9</w:t>
+      </w:r>
       <w:r>
         <w:rPr>
           <w:lang w:val="pt_PT" w:bidi="pt_PT"/>
         </w:rPr>
         <w:t xml:space="preserve">, </w:t>
       </w:r>
-      <w:hyperlink r:id="rId68">
-        <w:r>
-          <w:rPr>
-            <w:lang w:val="pt_PT" w:bidi="pt_PT"/>
-          </w:rPr>
-          <w:rPr>
-            <w:color w:val="0000EE"/>
-            <w:u w:val="single"/>
-          </w:rPr>
-          <w:t>Gálatas 2.12</w:t>
-        </w:r>
-      </w:hyperlink>
-      <w:r>
-        <w:rPr>
-          <w:lang w:val="pt_PT" w:bidi="pt_PT"/>
-        </w:rPr>
-        <w:t xml:space="preserve">; </w:t>
-      </w:r>
-      <w:hyperlink r:id="rId74">
-        <w:r>
-          <w:rPr>
-            <w:lang w:val="pt_PT" w:bidi="pt_PT"/>
-          </w:rPr>
-          <w:rPr>
-            <w:color w:val="0000EE"/>
-            <w:u w:val="single"/>
-          </w:rPr>
-          <w:t>Tiago 1.1–5.20</w:t>
-        </w:r>
-      </w:hyperlink>
-      <w:r>
-        <w:rPr>
-          <w:lang w:val="pt_PT" w:bidi="pt_PT"/>
-        </w:rPr>
-        <w:t xml:space="preserve">; </w:t>
-      </w:r>
-      <w:hyperlink r:id="rId59">
-        <w:r>
-          <w:rPr>
-            <w:lang w:val="pt_PT" w:bidi="pt_PT"/>
-          </w:rPr>
-          <w:rPr>
-            <w:color w:val="0000EE"/>
-            <w:u w:val="single"/>
-          </w:rPr>
-          <w:t>Judas 1.1</w:t>
-        </w:r>
-      </w:hyperlink>
+      <w:r>
+        <w:rPr>
+          <w:lang w:val="pt_PT" w:bidi="pt_PT"/>
+        </w:rPr>
+        <w:t>Gálatas 2.12</w:t>
+      </w:r>
+      <w:r>
+        <w:rPr>
+          <w:lang w:val="pt_PT" w:bidi="pt_PT"/>
+        </w:rPr>
+        <w:t xml:space="preserve">; </w:t>
+      </w:r>
+      <w:r>
+        <w:rPr>
+          <w:lang w:val="pt_PT" w:bidi="pt_PT"/>
+        </w:rPr>
+        <w:t>Tiago 1.1–5.20</w:t>
+      </w:r>
+      <w:r>
+        <w:rPr>
+          <w:lang w:val="pt_PT" w:bidi="pt_PT"/>
+        </w:rPr>
+        <w:t xml:space="preserve">; </w:t>
+      </w:r>
+      <w:r>
+        <w:rPr>
+          <w:lang w:val="pt_PT" w:bidi="pt_PT"/>
+        </w:rPr>
+        <w:t>Judas 1.1</w:t>
+      </w:r>
       <w:r>
         <w:rPr>
           <w:lang w:val="pt_PT" w:bidi="pt_PT"/>
@@ -1847,90 +1403,60 @@
         </w:rPr>
         <w:t>Timóteo tinha uma mãe e uma avó devotas (</w:t>
       </w:r>
-      <w:hyperlink r:id="rId75">
-        <w:r>
-          <w:rPr>
-            <w:lang w:val="pt_PT" w:bidi="pt_PT"/>
-          </w:rPr>
-          <w:rPr>
-            <w:color w:val="0000EE"/>
-            <w:u w:val="single"/>
-          </w:rPr>
-          <w:t>2Tm 1.5</w:t>
-        </w:r>
-      </w:hyperlink>
+      <w:r>
+        <w:rPr>
+          <w:lang w:val="pt_PT" w:bidi="pt_PT"/>
+        </w:rPr>
+        <w:t>2Tm 1.5</w:t>
+      </w:r>
       <w:r>
         <w:rPr>
           <w:lang w:val="pt_PT" w:bidi="pt_PT"/>
         </w:rPr>
         <w:t>). Os cristãos em sua cidade natal, Listra, e na vizinha Icônio o respeitavam muito. Ele se juntou à equipe missionária de Paulo durante a segunda viagem de Paulo. Paulo menciona palavras proféticas que confirmaram a escolha de Timóteo. Timóteo recebeu um dom especial para o serviço através da imposição de mãos pelos anciãos e por Paulo (</w:t>
       </w:r>
-      <w:hyperlink r:id="rId76">
-        <w:r>
-          <w:rPr>
-            <w:lang w:val="pt_PT" w:bidi="pt_PT"/>
-          </w:rPr>
-          <w:rPr>
-            <w:color w:val="0000EE"/>
-            <w:u w:val="single"/>
-          </w:rPr>
-          <w:t>1Tm 1.18</w:t>
-        </w:r>
-      </w:hyperlink>
-      <w:r>
-        <w:rPr>
-          <w:lang w:val="pt_PT" w:bidi="pt_PT"/>
-        </w:rPr>
-        <w:t xml:space="preserve">; </w:t>
-      </w:r>
-      <w:hyperlink r:id="rId77">
-        <w:r>
-          <w:rPr>
-            <w:lang w:val="pt_PT" w:bidi="pt_PT"/>
-          </w:rPr>
-          <w:rPr>
-            <w:color w:val="0000EE"/>
-            <w:u w:val="single"/>
-          </w:rPr>
-          <w:t>4.14</w:t>
-        </w:r>
-      </w:hyperlink>
-      <w:r>
-        <w:rPr>
-          <w:lang w:val="pt_PT" w:bidi="pt_PT"/>
-        </w:rPr>
-        <w:t xml:space="preserve">; </w:t>
-      </w:r>
-      <w:hyperlink r:id="rId78">
-        <w:r>
-          <w:rPr>
-            <w:lang w:val="pt_PT" w:bidi="pt_PT"/>
-          </w:rPr>
-          <w:rPr>
-            <w:color w:val="0000EE"/>
-            <w:u w:val="single"/>
-          </w:rPr>
-          <w:t>2Tm 1.6</w:t>
-        </w:r>
-      </w:hyperlink>
+      <w:r>
+        <w:rPr>
+          <w:lang w:val="pt_PT" w:bidi="pt_PT"/>
+        </w:rPr>
+        <w:t>1Tm 1.18</w:t>
+      </w:r>
+      <w:r>
+        <w:rPr>
+          <w:lang w:val="pt_PT" w:bidi="pt_PT"/>
+        </w:rPr>
+        <w:t xml:space="preserve">; </w:t>
+      </w:r>
+      <w:r>
+        <w:rPr>
+          <w:lang w:val="pt_PT" w:bidi="pt_PT"/>
+        </w:rPr>
+        <w:t>4.14</w:t>
+      </w:r>
+      <w:r>
+        <w:rPr>
+          <w:lang w:val="pt_PT" w:bidi="pt_PT"/>
+        </w:rPr>
+        <w:t xml:space="preserve">; </w:t>
+      </w:r>
+      <w:r>
+        <w:rPr>
+          <w:lang w:val="pt_PT" w:bidi="pt_PT"/>
+        </w:rPr>
+        <w:t>2Tm 1.6</w:t>
+      </w:r>
       <w:r>
         <w:rPr>
           <w:lang w:val="pt_PT" w:bidi="pt_PT"/>
         </w:rPr>
         <w:t>). Para respeitar os judeus na área, Paulo fez com que Timóteo fosse circuncidado (</w:t>
       </w:r>
-      <w:hyperlink r:id="rId79">
-        <w:r>
-          <w:rPr>
-            <w:lang w:val="pt_PT" w:bidi="pt_PT"/>
-          </w:rPr>
-          <w:rPr>
-            <w:color w:val="0000EE"/>
-            <w:u w:val="single"/>
-          </w:rPr>
-          <w:t>At 16.1–3</w:t>
-        </w:r>
-      </w:hyperlink>
+      <w:r>
+        <w:rPr>
+          <w:lang w:val="pt_PT" w:bidi="pt_PT"/>
+        </w:rPr>
+        <w:t>At 16.1–3</w:t>
+      </w:r>
       <w:r>
         <w:rPr>
           <w:lang w:val="pt_PT" w:bidi="pt_PT"/>
@@ -1951,396 +1477,264 @@
         </w:rPr>
         <w:t>Nos quinze anos seguintes, Paulo enviou Timóteo em missões especiais para várias igrejas (</w:t>
       </w:r>
-      <w:hyperlink r:id="rId80">
-        <w:r>
-          <w:rPr>
-            <w:lang w:val="pt_PT" w:bidi="pt_PT"/>
-          </w:rPr>
-          <w:rPr>
-            <w:color w:val="0000EE"/>
-            <w:u w:val="single"/>
-          </w:rPr>
-          <w:t>At 19.22</w:t>
-        </w:r>
-      </w:hyperlink>
-      <w:r>
-        <w:rPr>
-          <w:lang w:val="pt_PT" w:bidi="pt_PT"/>
-        </w:rPr>
-        <w:t xml:space="preserve">; </w:t>
-      </w:r>
-      <w:hyperlink r:id="rId81">
-        <w:r>
-          <w:rPr>
-            <w:lang w:val="pt_PT" w:bidi="pt_PT"/>
-          </w:rPr>
-          <w:rPr>
-            <w:color w:val="0000EE"/>
-            <w:u w:val="single"/>
-          </w:rPr>
-          <w:t>1Co 4.17</w:t>
-        </w:r>
-      </w:hyperlink>
-      <w:r>
-        <w:rPr>
-          <w:lang w:val="pt_PT" w:bidi="pt_PT"/>
-        </w:rPr>
-        <w:t xml:space="preserve">; </w:t>
-      </w:r>
-      <w:hyperlink r:id="rId82">
-        <w:r>
-          <w:rPr>
-            <w:lang w:val="pt_PT" w:bidi="pt_PT"/>
-          </w:rPr>
-          <w:rPr>
-            <w:color w:val="0000EE"/>
-            <w:u w:val="single"/>
-          </w:rPr>
-          <w:t>16.10–11</w:t>
-        </w:r>
-      </w:hyperlink>
-      <w:r>
-        <w:rPr>
-          <w:lang w:val="pt_PT" w:bidi="pt_PT"/>
-        </w:rPr>
-        <w:t xml:space="preserve">; </w:t>
-      </w:r>
-      <w:hyperlink r:id="rId83">
-        <w:r>
-          <w:rPr>
-            <w:lang w:val="pt_PT" w:bidi="pt_PT"/>
-          </w:rPr>
-          <w:rPr>
-            <w:color w:val="0000EE"/>
-            <w:u w:val="single"/>
-          </w:rPr>
-          <w:t>Fp 2.19–23</w:t>
-        </w:r>
-      </w:hyperlink>
-      <w:r>
-        <w:rPr>
-          <w:lang w:val="pt_PT" w:bidi="pt_PT"/>
-        </w:rPr>
-        <w:t xml:space="preserve">; </w:t>
-      </w:r>
-      <w:hyperlink r:id="rId84">
-        <w:r>
-          <w:rPr>
-            <w:lang w:val="pt_PT" w:bidi="pt_PT"/>
-          </w:rPr>
-          <w:rPr>
-            <w:color w:val="0000EE"/>
-            <w:u w:val="single"/>
-          </w:rPr>
-          <w:t>1Ts 3.1–6</w:t>
-        </w:r>
-      </w:hyperlink>
-      <w:r>
-        <w:rPr>
-          <w:lang w:val="pt_PT" w:bidi="pt_PT"/>
-        </w:rPr>
-        <w:t xml:space="preserve">; </w:t>
-      </w:r>
-      <w:hyperlink r:id="rId85">
-        <w:r>
-          <w:rPr>
-            <w:lang w:val="pt_PT" w:bidi="pt_PT"/>
-          </w:rPr>
-          <w:rPr>
-            <w:color w:val="0000EE"/>
-            <w:u w:val="single"/>
-          </w:rPr>
-          <w:t>1Tm 1.3</w:t>
-        </w:r>
-      </w:hyperlink>
+      <w:r>
+        <w:rPr>
+          <w:lang w:val="pt_PT" w:bidi="pt_PT"/>
+        </w:rPr>
+        <w:t>At 19.22</w:t>
+      </w:r>
+      <w:r>
+        <w:rPr>
+          <w:lang w:val="pt_PT" w:bidi="pt_PT"/>
+        </w:rPr>
+        <w:t xml:space="preserve">; </w:t>
+      </w:r>
+      <w:r>
+        <w:rPr>
+          <w:lang w:val="pt_PT" w:bidi="pt_PT"/>
+        </w:rPr>
+        <w:t>1Co 4.17</w:t>
+      </w:r>
+      <w:r>
+        <w:rPr>
+          <w:lang w:val="pt_PT" w:bidi="pt_PT"/>
+        </w:rPr>
+        <w:t xml:space="preserve">; </w:t>
+      </w:r>
+      <w:r>
+        <w:rPr>
+          <w:lang w:val="pt_PT" w:bidi="pt_PT"/>
+        </w:rPr>
+        <w:t>16.10–11</w:t>
+      </w:r>
+      <w:r>
+        <w:rPr>
+          <w:lang w:val="pt_PT" w:bidi="pt_PT"/>
+        </w:rPr>
+        <w:t xml:space="preserve">; </w:t>
+      </w:r>
+      <w:r>
+        <w:rPr>
+          <w:lang w:val="pt_PT" w:bidi="pt_PT"/>
+        </w:rPr>
+        <w:t>Fp 2.19–23</w:t>
+      </w:r>
+      <w:r>
+        <w:rPr>
+          <w:lang w:val="pt_PT" w:bidi="pt_PT"/>
+        </w:rPr>
+        <w:t xml:space="preserve">; </w:t>
+      </w:r>
+      <w:r>
+        <w:rPr>
+          <w:lang w:val="pt_PT" w:bidi="pt_PT"/>
+        </w:rPr>
+        <w:t>1Ts 3.1–6</w:t>
+      </w:r>
+      <w:r>
+        <w:rPr>
+          <w:lang w:val="pt_PT" w:bidi="pt_PT"/>
+        </w:rPr>
+        <w:t xml:space="preserve">; </w:t>
+      </w:r>
+      <w:r>
+        <w:rPr>
+          <w:lang w:val="pt_PT" w:bidi="pt_PT"/>
+        </w:rPr>
+        <w:t>1Tm 1.3</w:t>
+      </w:r>
       <w:r>
         <w:rPr>
           <w:lang w:val="pt_PT" w:bidi="pt_PT"/>
         </w:rPr>
         <w:t xml:space="preserve">; veja também </w:t>
       </w:r>
-      <w:hyperlink r:id="rId86">
-        <w:r>
-          <w:rPr>
-            <w:lang w:val="pt_PT" w:bidi="pt_PT"/>
-          </w:rPr>
-          <w:rPr>
-            <w:color w:val="0000EE"/>
-            <w:u w:val="single"/>
-          </w:rPr>
-          <w:t>At 17.14–15</w:t>
-        </w:r>
-      </w:hyperlink>
-      <w:r>
-        <w:rPr>
-          <w:lang w:val="pt_PT" w:bidi="pt_PT"/>
-        </w:rPr>
-        <w:t xml:space="preserve">; </w:t>
-      </w:r>
-      <w:hyperlink r:id="rId87">
-        <w:r>
-          <w:rPr>
-            <w:lang w:val="pt_PT" w:bidi="pt_PT"/>
-          </w:rPr>
-          <w:rPr>
-            <w:color w:val="0000EE"/>
-            <w:u w:val="single"/>
-          </w:rPr>
-          <w:t>18.5</w:t>
-        </w:r>
-      </w:hyperlink>
+      <w:r>
+        <w:rPr>
+          <w:lang w:val="pt_PT" w:bidi="pt_PT"/>
+        </w:rPr>
+        <w:t>At 17.14–15</w:t>
+      </w:r>
+      <w:r>
+        <w:rPr>
+          <w:lang w:val="pt_PT" w:bidi="pt_PT"/>
+        </w:rPr>
+        <w:t xml:space="preserve">; </w:t>
+      </w:r>
+      <w:r>
+        <w:rPr>
+          <w:lang w:val="pt_PT" w:bidi="pt_PT"/>
+        </w:rPr>
+        <w:t>18.5</w:t>
+      </w:r>
       <w:r>
         <w:rPr>
           <w:lang w:val="pt_PT" w:bidi="pt_PT"/>
         </w:rPr>
         <w:t>). Paulo incluiu o nome de Timóteo como coautor em várias de suas cartas (</w:t>
       </w:r>
-      <w:hyperlink r:id="rId88">
-        <w:r>
-          <w:rPr>
-            <w:lang w:val="pt_PT" w:bidi="pt_PT"/>
-          </w:rPr>
-          <w:rPr>
-            <w:color w:val="0000EE"/>
-            <w:u w:val="single"/>
-          </w:rPr>
-          <w:t>2Co 1.1</w:t>
-        </w:r>
-      </w:hyperlink>
-      <w:r>
-        <w:rPr>
-          <w:lang w:val="pt_PT" w:bidi="pt_PT"/>
-        </w:rPr>
-        <w:t xml:space="preserve">; </w:t>
-      </w:r>
-      <w:hyperlink r:id="rId89">
-        <w:r>
-          <w:rPr>
-            <w:lang w:val="pt_PT" w:bidi="pt_PT"/>
-          </w:rPr>
-          <w:rPr>
-            <w:color w:val="0000EE"/>
-            <w:u w:val="single"/>
-          </w:rPr>
-          <w:t>Fp 1.1</w:t>
-        </w:r>
-      </w:hyperlink>
-      <w:r>
-        <w:rPr>
-          <w:lang w:val="pt_PT" w:bidi="pt_PT"/>
-        </w:rPr>
-        <w:t xml:space="preserve">; </w:t>
-      </w:r>
-      <w:hyperlink r:id="rId90">
-        <w:r>
-          <w:rPr>
-            <w:lang w:val="pt_PT" w:bidi="pt_PT"/>
-          </w:rPr>
-          <w:rPr>
-            <w:color w:val="0000EE"/>
-            <w:u w:val="single"/>
-          </w:rPr>
-          <w:t>Cl 1.1</w:t>
-        </w:r>
-      </w:hyperlink>
-      <w:r>
-        <w:rPr>
-          <w:lang w:val="pt_PT" w:bidi="pt_PT"/>
-        </w:rPr>
-        <w:t xml:space="preserve">; </w:t>
-      </w:r>
-      <w:hyperlink r:id="rId91">
-        <w:r>
-          <w:rPr>
-            <w:lang w:val="pt_PT" w:bidi="pt_PT"/>
-          </w:rPr>
-          <w:rPr>
-            <w:color w:val="0000EE"/>
-            <w:u w:val="single"/>
-          </w:rPr>
-          <w:t>1Ts 1.1</w:t>
-        </w:r>
-      </w:hyperlink>
-      <w:r>
-        <w:rPr>
-          <w:lang w:val="pt_PT" w:bidi="pt_PT"/>
-        </w:rPr>
-        <w:t xml:space="preserve">; </w:t>
-      </w:r>
-      <w:hyperlink r:id="rId92">
-        <w:r>
-          <w:rPr>
-            <w:lang w:val="pt_PT" w:bidi="pt_PT"/>
-          </w:rPr>
-          <w:rPr>
-            <w:color w:val="0000EE"/>
-            <w:u w:val="single"/>
-          </w:rPr>
-          <w:t>2Ts 1.1</w:t>
-        </w:r>
-      </w:hyperlink>
-      <w:r>
-        <w:rPr>
-          <w:lang w:val="pt_PT" w:bidi="pt_PT"/>
-        </w:rPr>
-        <w:t xml:space="preserve">; </w:t>
-      </w:r>
-      <w:hyperlink r:id="rId93">
-        <w:r>
-          <w:rPr>
-            <w:lang w:val="pt_PT" w:bidi="pt_PT"/>
-          </w:rPr>
-          <w:rPr>
-            <w:color w:val="0000EE"/>
-            <w:u w:val="single"/>
-          </w:rPr>
-          <w:t>Fm 1.1</w:t>
-        </w:r>
-      </w:hyperlink>
+      <w:r>
+        <w:rPr>
+          <w:lang w:val="pt_PT" w:bidi="pt_PT"/>
+        </w:rPr>
+        <w:t>2Co 1.1</w:t>
+      </w:r>
+      <w:r>
+        <w:rPr>
+          <w:lang w:val="pt_PT" w:bidi="pt_PT"/>
+        </w:rPr>
+        <w:t xml:space="preserve">; </w:t>
+      </w:r>
+      <w:r>
+        <w:rPr>
+          <w:lang w:val="pt_PT" w:bidi="pt_PT"/>
+        </w:rPr>
+        <w:t>Fp 1.1</w:t>
+      </w:r>
+      <w:r>
+        <w:rPr>
+          <w:lang w:val="pt_PT" w:bidi="pt_PT"/>
+        </w:rPr>
+        <w:t xml:space="preserve">; </w:t>
+      </w:r>
+      <w:r>
+        <w:rPr>
+          <w:lang w:val="pt_PT" w:bidi="pt_PT"/>
+        </w:rPr>
+        <w:t>Cl 1.1</w:t>
+      </w:r>
+      <w:r>
+        <w:rPr>
+          <w:lang w:val="pt_PT" w:bidi="pt_PT"/>
+        </w:rPr>
+        <w:t xml:space="preserve">; </w:t>
+      </w:r>
+      <w:r>
+        <w:rPr>
+          <w:lang w:val="pt_PT" w:bidi="pt_PT"/>
+        </w:rPr>
+        <w:t>1Ts 1.1</w:t>
+      </w:r>
+      <w:r>
+        <w:rPr>
+          <w:lang w:val="pt_PT" w:bidi="pt_PT"/>
+        </w:rPr>
+        <w:t xml:space="preserve">; </w:t>
+      </w:r>
+      <w:r>
+        <w:rPr>
+          <w:lang w:val="pt_PT" w:bidi="pt_PT"/>
+        </w:rPr>
+        <w:t>2Ts 1.1</w:t>
+      </w:r>
+      <w:r>
+        <w:rPr>
+          <w:lang w:val="pt_PT" w:bidi="pt_PT"/>
+        </w:rPr>
+        <w:t xml:space="preserve">; </w:t>
+      </w:r>
+      <w:r>
+        <w:rPr>
+          <w:lang w:val="pt_PT" w:bidi="pt_PT"/>
+        </w:rPr>
+        <w:t>Fm 1.1</w:t>
+      </w:r>
       <w:r>
         <w:rPr>
           <w:lang w:val="pt_PT" w:bidi="pt_PT"/>
         </w:rPr>
         <w:t xml:space="preserve">). Paulo claramente tinha um relacionamento próximo com Timóteo e o respeitava muito (veja </w:t>
       </w:r>
-      <w:hyperlink r:id="rId94">
-        <w:r>
-          <w:rPr>
-            <w:lang w:val="pt_PT" w:bidi="pt_PT"/>
-          </w:rPr>
-          <w:rPr>
-            <w:color w:val="0000EE"/>
-            <w:u w:val="single"/>
-          </w:rPr>
-          <w:t>Rm 16.21</w:t>
-        </w:r>
-      </w:hyperlink>
-      <w:r>
-        <w:rPr>
-          <w:lang w:val="pt_PT" w:bidi="pt_PT"/>
-        </w:rPr>
-        <w:t xml:space="preserve">; </w:t>
-      </w:r>
-      <w:hyperlink r:id="rId81">
-        <w:r>
-          <w:rPr>
-            <w:lang w:val="pt_PT" w:bidi="pt_PT"/>
-          </w:rPr>
-          <w:rPr>
-            <w:color w:val="0000EE"/>
-            <w:u w:val="single"/>
-          </w:rPr>
-          <w:t>1Co 4.17</w:t>
-        </w:r>
-      </w:hyperlink>
-      <w:r>
-        <w:rPr>
-          <w:lang w:val="pt_PT" w:bidi="pt_PT"/>
-        </w:rPr>
-        <w:t xml:space="preserve">; </w:t>
-      </w:r>
-      <w:hyperlink r:id="rId95">
-        <w:r>
-          <w:rPr>
-            <w:lang w:val="pt_PT" w:bidi="pt_PT"/>
-          </w:rPr>
-          <w:rPr>
-            <w:color w:val="0000EE"/>
-            <w:u w:val="single"/>
-          </w:rPr>
-          <w:t>1Ts 3.2</w:t>
-        </w:r>
-      </w:hyperlink>
-      <w:r>
-        <w:rPr>
-          <w:lang w:val="pt_PT" w:bidi="pt_PT"/>
-        </w:rPr>
-        <w:t xml:space="preserve">; </w:t>
-      </w:r>
-      <w:hyperlink r:id="rId96">
-        <w:r>
-          <w:rPr>
-            <w:lang w:val="pt_PT" w:bidi="pt_PT"/>
-          </w:rPr>
-          <w:rPr>
-            <w:color w:val="0000EE"/>
-            <w:u w:val="single"/>
-          </w:rPr>
-          <w:t>1Tm 1.2</w:t>
-        </w:r>
-      </w:hyperlink>
-      <w:r>
-        <w:rPr>
-          <w:lang w:val="pt_PT" w:bidi="pt_PT"/>
-        </w:rPr>
-        <w:t xml:space="preserve">; </w:t>
-      </w:r>
-      <w:hyperlink r:id="rId97">
-        <w:r>
-          <w:rPr>
-            <w:lang w:val="pt_PT" w:bidi="pt_PT"/>
-          </w:rPr>
-          <w:rPr>
-            <w:color w:val="0000EE"/>
-            <w:u w:val="single"/>
-          </w:rPr>
-          <w:t>6.11</w:t>
-        </w:r>
-      </w:hyperlink>
-      <w:r>
-        <w:rPr>
-          <w:lang w:val="pt_PT" w:bidi="pt_PT"/>
-        </w:rPr>
-        <w:t xml:space="preserve">; </w:t>
-      </w:r>
-      <w:hyperlink r:id="rId98">
-        <w:r>
-          <w:rPr>
-            <w:lang w:val="pt_PT" w:bidi="pt_PT"/>
-          </w:rPr>
-          <w:rPr>
-            <w:color w:val="0000EE"/>
-            <w:u w:val="single"/>
-          </w:rPr>
-          <w:t>2Tm 1.2</w:t>
-        </w:r>
-      </w:hyperlink>
+      <w:r>
+        <w:rPr>
+          <w:lang w:val="pt_PT" w:bidi="pt_PT"/>
+        </w:rPr>
+        <w:t>Rm 16.21</w:t>
+      </w:r>
+      <w:r>
+        <w:rPr>
+          <w:lang w:val="pt_PT" w:bidi="pt_PT"/>
+        </w:rPr>
+        <w:t xml:space="preserve">; </w:t>
+      </w:r>
+      <w:r>
+        <w:rPr>
+          <w:lang w:val="pt_PT" w:bidi="pt_PT"/>
+        </w:rPr>
+        <w:t>1Co 4.17</w:t>
+      </w:r>
+      <w:r>
+        <w:rPr>
+          <w:lang w:val="pt_PT" w:bidi="pt_PT"/>
+        </w:rPr>
+        <w:t xml:space="preserve">; </w:t>
+      </w:r>
+      <w:r>
+        <w:rPr>
+          <w:lang w:val="pt_PT" w:bidi="pt_PT"/>
+        </w:rPr>
+        <w:t>1Ts 3.2</w:t>
+      </w:r>
+      <w:r>
+        <w:rPr>
+          <w:lang w:val="pt_PT" w:bidi="pt_PT"/>
+        </w:rPr>
+        <w:t xml:space="preserve">; </w:t>
+      </w:r>
+      <w:r>
+        <w:rPr>
+          <w:lang w:val="pt_PT" w:bidi="pt_PT"/>
+        </w:rPr>
+        <w:t>1Tm 1.2</w:t>
+      </w:r>
+      <w:r>
+        <w:rPr>
+          <w:lang w:val="pt_PT" w:bidi="pt_PT"/>
+        </w:rPr>
+        <w:t xml:space="preserve">; </w:t>
+      </w:r>
+      <w:r>
+        <w:rPr>
+          <w:lang w:val="pt_PT" w:bidi="pt_PT"/>
+        </w:rPr>
+        <w:t>6.11</w:t>
+      </w:r>
+      <w:r>
+        <w:rPr>
+          <w:lang w:val="pt_PT" w:bidi="pt_PT"/>
+        </w:rPr>
+        <w:t xml:space="preserve">; </w:t>
+      </w:r>
+      <w:r>
+        <w:rPr>
+          <w:lang w:val="pt_PT" w:bidi="pt_PT"/>
+        </w:rPr>
+        <w:t>2Tm 1.2</w:t>
+      </w:r>
       <w:r>
         <w:rPr>
           <w:lang w:val="pt_PT" w:bidi="pt_PT"/>
         </w:rPr>
         <w:t>). À medida que Paulo se aproximava do fim de sua vida e aguardava sua sentença na prisão, ele desejava muito ver Timóteo (</w:t>
       </w:r>
-      <w:hyperlink r:id="rId99">
-        <w:r>
-          <w:rPr>
-            <w:lang w:val="pt_PT" w:bidi="pt_PT"/>
-          </w:rPr>
-          <w:rPr>
-            <w:color w:val="0000EE"/>
-            <w:u w:val="single"/>
-          </w:rPr>
-          <w:t>2Tm 1.3–4</w:t>
-        </w:r>
-      </w:hyperlink>
+      <w:r>
+        <w:rPr>
+          <w:lang w:val="pt_PT" w:bidi="pt_PT"/>
+        </w:rPr>
+        <w:t>2Tm 1.3–4</w:t>
+      </w:r>
       <w:r>
         <w:rPr>
           <w:lang w:val="pt_PT" w:bidi="pt_PT"/>
         </w:rPr>
         <w:t>). Entre todos os colaboradores de Paulo, Timóteo é especialmente elogiado por sua preocupação altruísta por Jesus e seu povo (</w:t>
       </w:r>
-      <w:hyperlink r:id="rId100">
-        <w:r>
-          <w:rPr>
-            <w:lang w:val="pt_PT" w:bidi="pt_PT"/>
-          </w:rPr>
-          <w:rPr>
-            <w:color w:val="0000EE"/>
-            <w:u w:val="single"/>
-          </w:rPr>
-          <w:t>Fp 2.20–22</w:t>
-        </w:r>
-      </w:hyperlink>
+      <w:r>
+        <w:rPr>
+          <w:lang w:val="pt_PT" w:bidi="pt_PT"/>
+        </w:rPr>
+        <w:t>Fp 2.20–22</w:t>
+      </w:r>
       <w:r>
         <w:rPr>
           <w:lang w:val="pt_PT" w:bidi="pt_PT"/>
@@ -2361,108 +1755,72 @@
         </w:rPr>
         <w:t>A segunda carta de Paulo a Timóteo (2 Timóteo) foi escrita pouco antes de Paulo ser morto. Nesta carta, ele encorajou Timóteo a ser corajoso e destemido ao compartilhar as boas-novas sobre Jesus. Ele instou Timóteo a estar disposto a sofrer por Jesus (</w:t>
       </w:r>
-      <w:hyperlink r:id="rId101">
-        <w:r>
-          <w:rPr>
-            <w:lang w:val="pt_PT" w:bidi="pt_PT"/>
-          </w:rPr>
-          <w:rPr>
-            <w:color w:val="0000EE"/>
-            <w:u w:val="single"/>
-          </w:rPr>
-          <w:t>2Tm 1.8</w:t>
-        </w:r>
-      </w:hyperlink>
-      <w:r>
-        <w:rPr>
-          <w:lang w:val="pt_PT" w:bidi="pt_PT"/>
-        </w:rPr>
-        <w:t xml:space="preserve">; </w:t>
-      </w:r>
-      <w:hyperlink r:id="rId102">
-        <w:r>
-          <w:rPr>
-            <w:lang w:val="pt_PT" w:bidi="pt_PT"/>
-          </w:rPr>
-          <w:rPr>
-            <w:color w:val="0000EE"/>
-            <w:u w:val="single"/>
-          </w:rPr>
-          <w:t>2.1–3</w:t>
-        </w:r>
-      </w:hyperlink>
-      <w:r>
-        <w:rPr>
-          <w:lang w:val="pt_PT" w:bidi="pt_PT"/>
-        </w:rPr>
-        <w:t xml:space="preserve">; </w:t>
-      </w:r>
-      <w:hyperlink r:id="rId103">
-        <w:r>
-          <w:rPr>
-            <w:lang w:val="pt_PT" w:bidi="pt_PT"/>
-          </w:rPr>
-          <w:rPr>
-            <w:color w:val="0000EE"/>
-            <w:u w:val="single"/>
-          </w:rPr>
-          <w:t>4.1–2</w:t>
-        </w:r>
-      </w:hyperlink>
+      <w:r>
+        <w:rPr>
+          <w:lang w:val="pt_PT" w:bidi="pt_PT"/>
+        </w:rPr>
+        <w:t>2Tm 1.8</w:t>
+      </w:r>
+      <w:r>
+        <w:rPr>
+          <w:lang w:val="pt_PT" w:bidi="pt_PT"/>
+        </w:rPr>
+        <w:t xml:space="preserve">; </w:t>
+      </w:r>
+      <w:r>
+        <w:rPr>
+          <w:lang w:val="pt_PT" w:bidi="pt_PT"/>
+        </w:rPr>
+        <w:t>2.1–3</w:t>
+      </w:r>
+      <w:r>
+        <w:rPr>
+          <w:lang w:val="pt_PT" w:bidi="pt_PT"/>
+        </w:rPr>
+        <w:t xml:space="preserve">; </w:t>
+      </w:r>
+      <w:r>
+        <w:rPr>
+          <w:lang w:val="pt_PT" w:bidi="pt_PT"/>
+        </w:rPr>
+        <w:t>4.1–2</w:t>
+      </w:r>
       <w:r>
         <w:rPr>
           <w:lang w:val="pt_PT" w:bidi="pt_PT"/>
         </w:rPr>
         <w:t>,</w:t>
       </w:r>
-      <w:hyperlink r:id="rId104">
-        <w:r>
-          <w:rPr>
-            <w:lang w:val="pt_PT" w:bidi="pt_PT"/>
-          </w:rPr>
-          <w:rPr>
-            <w:color w:val="0000EE"/>
-            <w:u w:val="single"/>
-          </w:rPr>
-          <w:t>5</w:t>
-        </w:r>
-      </w:hyperlink>
+      <w:r>
+        <w:rPr>
+          <w:lang w:val="pt_PT" w:bidi="pt_PT"/>
+        </w:rPr>
+        <w:t>5</w:t>
+      </w:r>
       <w:r>
         <w:rPr>
           <w:lang w:val="pt_PT" w:bidi="pt_PT"/>
         </w:rPr>
         <w:t xml:space="preserve">). Esta foi uma mensagem forte para alguém que poderia ser naturalmente tímido (veja </w:t>
       </w:r>
-      <w:hyperlink r:id="rId105">
-        <w:r>
-          <w:rPr>
-            <w:lang w:val="pt_PT" w:bidi="pt_PT"/>
-          </w:rPr>
-          <w:rPr>
-            <w:color w:val="0000EE"/>
-            <w:u w:val="single"/>
-          </w:rPr>
-          <w:t>2Tm 1.6–7</w:t>
-        </w:r>
-      </w:hyperlink>
+      <w:r>
+        <w:rPr>
+          <w:lang w:val="pt_PT" w:bidi="pt_PT"/>
+        </w:rPr>
+        <w:t>2Tm 1.6–7</w:t>
+      </w:r>
       <w:r>
         <w:rPr>
           <w:lang w:val="pt_PT" w:bidi="pt_PT"/>
         </w:rPr>
         <w:t>). Timóteo parece ter se tornado prisioneiro mais tarde (</w:t>
       </w:r>
-      <w:hyperlink r:id="rId106">
-        <w:r>
-          <w:rPr>
-            <w:lang w:val="pt_PT" w:bidi="pt_PT"/>
-          </w:rPr>
-          <w:rPr>
-            <w:color w:val="0000EE"/>
-            <w:u w:val="single"/>
-          </w:rPr>
-          <w:t>Hb 13.23</w:t>
-        </w:r>
-      </w:hyperlink>
+      <w:r>
+        <w:rPr>
+          <w:lang w:val="pt_PT" w:bidi="pt_PT"/>
+        </w:rPr>
+        <w:t>Hb 13.23</w:t>
+      </w:r>
       <w:r>
         <w:rPr>
           <w:lang w:val="pt_PT" w:bidi="pt_PT"/>
@@ -2506,324 +1864,216 @@
           <w:lang w:val="pt_PT" w:bidi="pt_PT"/>
         </w:rPr>
       </w:r>
-      <w:hyperlink r:id="rId79">
-        <w:r>
-          <w:rPr>
-            <w:lang w:val="pt_PT" w:bidi="pt_PT"/>
-          </w:rPr>
-          <w:rPr>
-            <w:color w:val="0000EE"/>
-            <w:u w:val="single"/>
-          </w:rPr>
-          <w:t>Atos 16.1–3</w:t>
-        </w:r>
-      </w:hyperlink>
-      <w:r>
-        <w:rPr>
-          <w:lang w:val="pt_PT" w:bidi="pt_PT"/>
-        </w:rPr>
-        <w:t xml:space="preserve">; </w:t>
-      </w:r>
-      <w:hyperlink r:id="rId86">
-        <w:r>
-          <w:rPr>
-            <w:lang w:val="pt_PT" w:bidi="pt_PT"/>
-          </w:rPr>
-          <w:rPr>
-            <w:color w:val="0000EE"/>
-            <w:u w:val="single"/>
-          </w:rPr>
-          <w:t>17.14–15</w:t>
-        </w:r>
-      </w:hyperlink>
-      <w:r>
-        <w:rPr>
-          <w:lang w:val="pt_PT" w:bidi="pt_PT"/>
-        </w:rPr>
-        <w:t xml:space="preserve">; </w:t>
-      </w:r>
-      <w:hyperlink r:id="rId87">
-        <w:r>
-          <w:rPr>
-            <w:lang w:val="pt_PT" w:bidi="pt_PT"/>
-          </w:rPr>
-          <w:rPr>
-            <w:color w:val="0000EE"/>
-            <w:u w:val="single"/>
-          </w:rPr>
-          <w:t>18.5</w:t>
-        </w:r>
-      </w:hyperlink>
-      <w:r>
-        <w:rPr>
-          <w:lang w:val="pt_PT" w:bidi="pt_PT"/>
-        </w:rPr>
-        <w:t xml:space="preserve">; </w:t>
-      </w:r>
-      <w:hyperlink r:id="rId80">
-        <w:r>
-          <w:rPr>
-            <w:lang w:val="pt_PT" w:bidi="pt_PT"/>
-          </w:rPr>
-          <w:rPr>
-            <w:color w:val="0000EE"/>
-            <w:u w:val="single"/>
-          </w:rPr>
-          <w:t>19.22</w:t>
-        </w:r>
-      </w:hyperlink>
-      <w:r>
-        <w:rPr>
-          <w:lang w:val="pt_PT" w:bidi="pt_PT"/>
-        </w:rPr>
-        <w:t xml:space="preserve">; </w:t>
-      </w:r>
-      <w:hyperlink r:id="rId107">
-        <w:r>
-          <w:rPr>
-            <w:lang w:val="pt_PT" w:bidi="pt_PT"/>
-          </w:rPr>
-          <w:rPr>
-            <w:color w:val="0000EE"/>
-            <w:u w:val="single"/>
-          </w:rPr>
-          <w:t>20.4</w:t>
-        </w:r>
-      </w:hyperlink>
-      <w:r>
-        <w:rPr>
-          <w:lang w:val="pt_PT" w:bidi="pt_PT"/>
-        </w:rPr>
-        <w:t xml:space="preserve">; </w:t>
-      </w:r>
-      <w:hyperlink r:id="rId94">
-        <w:r>
-          <w:rPr>
-            <w:lang w:val="pt_PT" w:bidi="pt_PT"/>
-          </w:rPr>
-          <w:rPr>
-            <w:color w:val="0000EE"/>
-            <w:u w:val="single"/>
-          </w:rPr>
-          <w:t>Romanos 16.21</w:t>
-        </w:r>
-      </w:hyperlink>
-      <w:r>
-        <w:rPr>
-          <w:lang w:val="pt_PT" w:bidi="pt_PT"/>
-        </w:rPr>
-        <w:t xml:space="preserve">; </w:t>
-      </w:r>
-      <w:hyperlink r:id="rId81">
-        <w:r>
-          <w:rPr>
-            <w:lang w:val="pt_PT" w:bidi="pt_PT"/>
-          </w:rPr>
-          <w:rPr>
-            <w:color w:val="0000EE"/>
-            <w:u w:val="single"/>
-          </w:rPr>
-          <w:t>1 Coríntios 4.17</w:t>
-        </w:r>
-      </w:hyperlink>
-      <w:r>
-        <w:rPr>
-          <w:lang w:val="pt_PT" w:bidi="pt_PT"/>
-        </w:rPr>
-        <w:t xml:space="preserve">; </w:t>
-      </w:r>
-      <w:hyperlink r:id="rId82">
-        <w:r>
-          <w:rPr>
-            <w:lang w:val="pt_PT" w:bidi="pt_PT"/>
-          </w:rPr>
-          <w:rPr>
-            <w:color w:val="0000EE"/>
-            <w:u w:val="single"/>
-          </w:rPr>
-          <w:t>16.10–11</w:t>
-        </w:r>
-      </w:hyperlink>
-      <w:r>
-        <w:rPr>
-          <w:lang w:val="pt_PT" w:bidi="pt_PT"/>
-        </w:rPr>
-        <w:t xml:space="preserve">; </w:t>
-      </w:r>
-      <w:hyperlink r:id="rId88">
-        <w:r>
-          <w:rPr>
-            <w:lang w:val="pt_PT" w:bidi="pt_PT"/>
-          </w:rPr>
-          <w:rPr>
-            <w:color w:val="0000EE"/>
-            <w:u w:val="single"/>
-          </w:rPr>
-          <w:t>2 Coríntios 1.1</w:t>
-        </w:r>
-      </w:hyperlink>
+      <w:r>
+        <w:rPr>
+          <w:lang w:val="pt_PT" w:bidi="pt_PT"/>
+        </w:rPr>
+        <w:t>Atos 16.1–3</w:t>
+      </w:r>
+      <w:r>
+        <w:rPr>
+          <w:lang w:val="pt_PT" w:bidi="pt_PT"/>
+        </w:rPr>
+        <w:t xml:space="preserve">; </w:t>
+      </w:r>
+      <w:r>
+        <w:rPr>
+          <w:lang w:val="pt_PT" w:bidi="pt_PT"/>
+        </w:rPr>
+        <w:t>17.14–15</w:t>
+      </w:r>
+      <w:r>
+        <w:rPr>
+          <w:lang w:val="pt_PT" w:bidi="pt_PT"/>
+        </w:rPr>
+        <w:t xml:space="preserve">; </w:t>
+      </w:r>
+      <w:r>
+        <w:rPr>
+          <w:lang w:val="pt_PT" w:bidi="pt_PT"/>
+        </w:rPr>
+        <w:t>18.5</w:t>
+      </w:r>
+      <w:r>
+        <w:rPr>
+          <w:lang w:val="pt_PT" w:bidi="pt_PT"/>
+        </w:rPr>
+        <w:t xml:space="preserve">; </w:t>
+      </w:r>
+      <w:r>
+        <w:rPr>
+          <w:lang w:val="pt_PT" w:bidi="pt_PT"/>
+        </w:rPr>
+        <w:t>19.22</w:t>
+      </w:r>
+      <w:r>
+        <w:rPr>
+          <w:lang w:val="pt_PT" w:bidi="pt_PT"/>
+        </w:rPr>
+        <w:t xml:space="preserve">; </w:t>
+      </w:r>
+      <w:r>
+        <w:rPr>
+          <w:lang w:val="pt_PT" w:bidi="pt_PT"/>
+        </w:rPr>
+        <w:t>20.4</w:t>
+      </w:r>
+      <w:r>
+        <w:rPr>
+          <w:lang w:val="pt_PT" w:bidi="pt_PT"/>
+        </w:rPr>
+        <w:t xml:space="preserve">; </w:t>
+      </w:r>
+      <w:r>
+        <w:rPr>
+          <w:lang w:val="pt_PT" w:bidi="pt_PT"/>
+        </w:rPr>
+        <w:t>Romanos 16.21</w:t>
+      </w:r>
+      <w:r>
+        <w:rPr>
+          <w:lang w:val="pt_PT" w:bidi="pt_PT"/>
+        </w:rPr>
+        <w:t xml:space="preserve">; </w:t>
+      </w:r>
+      <w:r>
+        <w:rPr>
+          <w:lang w:val="pt_PT" w:bidi="pt_PT"/>
+        </w:rPr>
+        <w:t>1 Coríntios 4.17</w:t>
+      </w:r>
+      <w:r>
+        <w:rPr>
+          <w:lang w:val="pt_PT" w:bidi="pt_PT"/>
+        </w:rPr>
+        <w:t xml:space="preserve">; </w:t>
+      </w:r>
+      <w:r>
+        <w:rPr>
+          <w:lang w:val="pt_PT" w:bidi="pt_PT"/>
+        </w:rPr>
+        <w:t>16.10–11</w:t>
+      </w:r>
+      <w:r>
+        <w:rPr>
+          <w:lang w:val="pt_PT" w:bidi="pt_PT"/>
+        </w:rPr>
+        <w:t xml:space="preserve">; </w:t>
+      </w:r>
+      <w:r>
+        <w:rPr>
+          <w:lang w:val="pt_PT" w:bidi="pt_PT"/>
+        </w:rPr>
+        <w:t>2 Coríntios 1.1</w:t>
+      </w:r>
       <w:r>
         <w:rPr>
           <w:lang w:val="pt_PT" w:bidi="pt_PT"/>
         </w:rPr>
         <w:t>,</w:t>
       </w:r>
-      <w:hyperlink r:id="rId108">
-        <w:r>
-          <w:rPr>
-            <w:lang w:val="pt_PT" w:bidi="pt_PT"/>
-          </w:rPr>
-          <w:rPr>
-            <w:color w:val="0000EE"/>
-            <w:u w:val="single"/>
-          </w:rPr>
-          <w:t>19</w:t>
-        </w:r>
-      </w:hyperlink>
-      <w:r>
-        <w:rPr>
-          <w:lang w:val="pt_PT" w:bidi="pt_PT"/>
-        </w:rPr>
-        <w:t xml:space="preserve">; </w:t>
-      </w:r>
-      <w:hyperlink r:id="rId89">
-        <w:r>
-          <w:rPr>
-            <w:lang w:val="pt_PT" w:bidi="pt_PT"/>
-          </w:rPr>
-          <w:rPr>
-            <w:color w:val="0000EE"/>
-            <w:u w:val="single"/>
-          </w:rPr>
-          <w:t>Filipenses 1.1</w:t>
-        </w:r>
-      </w:hyperlink>
-      <w:r>
-        <w:rPr>
-          <w:lang w:val="pt_PT" w:bidi="pt_PT"/>
-        </w:rPr>
-        <w:t xml:space="preserve">; </w:t>
-      </w:r>
-      <w:hyperlink r:id="rId83">
-        <w:r>
-          <w:rPr>
-            <w:lang w:val="pt_PT" w:bidi="pt_PT"/>
-          </w:rPr>
-          <w:rPr>
-            <w:color w:val="0000EE"/>
-            <w:u w:val="single"/>
-          </w:rPr>
-          <w:t>2.19–23</w:t>
-        </w:r>
-      </w:hyperlink>
-      <w:r>
-        <w:rPr>
-          <w:lang w:val="pt_PT" w:bidi="pt_PT"/>
-        </w:rPr>
-        <w:t xml:space="preserve">; </w:t>
-      </w:r>
-      <w:hyperlink r:id="rId90">
-        <w:r>
-          <w:rPr>
-            <w:lang w:val="pt_PT" w:bidi="pt_PT"/>
-          </w:rPr>
-          <w:rPr>
-            <w:color w:val="0000EE"/>
-            <w:u w:val="single"/>
-          </w:rPr>
-          <w:t>Colossenses 1.1</w:t>
-        </w:r>
-      </w:hyperlink>
-      <w:r>
-        <w:rPr>
-          <w:lang w:val="pt_PT" w:bidi="pt_PT"/>
-        </w:rPr>
-        <w:t xml:space="preserve">; </w:t>
-      </w:r>
-      <w:hyperlink r:id="rId91">
-        <w:r>
-          <w:rPr>
-            <w:lang w:val="pt_PT" w:bidi="pt_PT"/>
-          </w:rPr>
-          <w:rPr>
-            <w:color w:val="0000EE"/>
-            <w:u w:val="single"/>
-          </w:rPr>
-          <w:t>1 Tessalonicenses 1.1</w:t>
-        </w:r>
-      </w:hyperlink>
-      <w:r>
-        <w:rPr>
-          <w:lang w:val="pt_PT" w:bidi="pt_PT"/>
-        </w:rPr>
-        <w:t xml:space="preserve">; </w:t>
-      </w:r>
-      <w:hyperlink r:id="rId109">
-        <w:r>
-          <w:rPr>
-            <w:lang w:val="pt_PT" w:bidi="pt_PT"/>
-          </w:rPr>
-          <w:rPr>
-            <w:color w:val="0000EE"/>
-            <w:u w:val="single"/>
-          </w:rPr>
-          <w:t>3.2–6</w:t>
-        </w:r>
-      </w:hyperlink>
-      <w:r>
-        <w:rPr>
-          <w:lang w:val="pt_PT" w:bidi="pt_PT"/>
-        </w:rPr>
-        <w:t xml:space="preserve">; </w:t>
-      </w:r>
-      <w:hyperlink r:id="rId92">
-        <w:r>
-          <w:rPr>
-            <w:lang w:val="pt_PT" w:bidi="pt_PT"/>
-          </w:rPr>
-          <w:rPr>
-            <w:color w:val="0000EE"/>
-            <w:u w:val="single"/>
-          </w:rPr>
-          <w:t>2 Tessalonicenses 1.1</w:t>
-        </w:r>
-      </w:hyperlink>
+      <w:r>
+        <w:rPr>
+          <w:lang w:val="pt_PT" w:bidi="pt_PT"/>
+        </w:rPr>
+        <w:t>19</w:t>
+      </w:r>
+      <w:r>
+        <w:rPr>
+          <w:lang w:val="pt_PT" w:bidi="pt_PT"/>
+        </w:rPr>
+        <w:t xml:space="preserve">; </w:t>
+      </w:r>
+      <w:r>
+        <w:rPr>
+          <w:lang w:val="pt_PT" w:bidi="pt_PT"/>
+        </w:rPr>
+        <w:t>Filipenses 1.1</w:t>
+      </w:r>
+      <w:r>
+        <w:rPr>
+          <w:lang w:val="pt_PT" w:bidi="pt_PT"/>
+        </w:rPr>
+        <w:t xml:space="preserve">; </w:t>
+      </w:r>
+      <w:r>
+        <w:rPr>
+          <w:lang w:val="pt_PT" w:bidi="pt_PT"/>
+        </w:rPr>
+        <w:t>2.19–23</w:t>
+      </w:r>
+      <w:r>
+        <w:rPr>
+          <w:lang w:val="pt_PT" w:bidi="pt_PT"/>
+        </w:rPr>
+        <w:t xml:space="preserve">; </w:t>
+      </w:r>
+      <w:r>
+        <w:rPr>
+          <w:lang w:val="pt_PT" w:bidi="pt_PT"/>
+        </w:rPr>
+        <w:t>Colossenses 1.1</w:t>
+      </w:r>
+      <w:r>
+        <w:rPr>
+          <w:lang w:val="pt_PT" w:bidi="pt_PT"/>
+        </w:rPr>
+        <w:t xml:space="preserve">; </w:t>
+      </w:r>
+      <w:r>
+        <w:rPr>
+          <w:lang w:val="pt_PT" w:bidi="pt_PT"/>
+        </w:rPr>
+        <w:t>1 Tessalonicenses 1.1</w:t>
+      </w:r>
+      <w:r>
+        <w:rPr>
+          <w:lang w:val="pt_PT" w:bidi="pt_PT"/>
+        </w:rPr>
+        <w:t xml:space="preserve">; </w:t>
+      </w:r>
+      <w:r>
+        <w:rPr>
+          <w:lang w:val="pt_PT" w:bidi="pt_PT"/>
+        </w:rPr>
+        <w:t>3.2–6</w:t>
+      </w:r>
+      <w:r>
+        <w:rPr>
+          <w:lang w:val="pt_PT" w:bidi="pt_PT"/>
+        </w:rPr>
+        <w:t xml:space="preserve">; </w:t>
+      </w:r>
+      <w:r>
+        <w:rPr>
+          <w:lang w:val="pt_PT" w:bidi="pt_PT"/>
+        </w:rPr>
+        <w:t>2 Tessalonicenses 1.1</w:t>
+      </w:r>
       <w:r>
         <w:rPr>
           <w:lang w:val="pt_PT" w:bidi="pt_PT"/>
         </w:rPr>
         <w:t xml:space="preserve">; 1–2 Timóteo; </w:t>
       </w:r>
-      <w:hyperlink r:id="rId93">
-        <w:r>
-          <w:rPr>
-            <w:lang w:val="pt_PT" w:bidi="pt_PT"/>
-          </w:rPr>
-          <w:rPr>
-            <w:color w:val="0000EE"/>
-            <w:u w:val="single"/>
-          </w:rPr>
-          <w:t>Filemom 1.1</w:t>
-        </w:r>
-      </w:hyperlink>
-      <w:r>
-        <w:rPr>
-          <w:lang w:val="pt_PT" w:bidi="pt_PT"/>
-        </w:rPr>
-        <w:t xml:space="preserve">; </w:t>
-      </w:r>
-      <w:hyperlink r:id="rId106">
-        <w:r>
-          <w:rPr>
-            <w:lang w:val="pt_PT" w:bidi="pt_PT"/>
-          </w:rPr>
-          <w:rPr>
-            <w:color w:val="0000EE"/>
-            <w:u w:val="single"/>
-          </w:rPr>
-          <w:t>Hebreus 13.23</w:t>
-        </w:r>
-      </w:hyperlink>
+      <w:r>
+        <w:rPr>
+          <w:lang w:val="pt_PT" w:bidi="pt_PT"/>
+        </w:rPr>
+        <w:t>Filemom 1.1</w:t>
+      </w:r>
+      <w:r>
+        <w:rPr>
+          <w:lang w:val="pt_PT" w:bidi="pt_PT"/>
+        </w:rPr>
+        <w:t xml:space="preserve">; </w:t>
+      </w:r>
+      <w:r>
+        <w:rPr>
+          <w:lang w:val="pt_PT" w:bidi="pt_PT"/>
+        </w:rPr>
+        <w:t>Hebreus 13.23</w:t>
+      </w:r>
       <w:r>
         <w:rPr>
           <w:lang w:val="pt_PT" w:bidi="pt_PT"/>
@@ -2886,36 +2136,24 @@
         </w:rPr>
         <w:t>Não sabemos nada sobre a origem ou conversão de Tito. Seu nome não é mencionado em Atos. Ouvimos falar dele pela primeira vez como um crente não judeu que foi com Paulo e Barnabé a Jerusalém (</w:t>
       </w:r>
-      <w:hyperlink r:id="rId110">
-        <w:r>
-          <w:rPr>
-            <w:lang w:val="pt_PT" w:bidi="pt_PT"/>
-          </w:rPr>
-          <w:rPr>
-            <w:color w:val="0000EE"/>
-            <w:u w:val="single"/>
-          </w:rPr>
-          <w:t>Gl 2.1</w:t>
-        </w:r>
-      </w:hyperlink>
+      <w:r>
+        <w:rPr>
+          <w:lang w:val="pt_PT" w:bidi="pt_PT"/>
+        </w:rPr>
+        <w:t>Gl 2.1</w:t>
+      </w:r>
       <w:r>
         <w:rPr>
           <w:lang w:val="pt_PT" w:bidi="pt_PT"/>
         </w:rPr>
         <w:t>). Importante, Paulo enfatizou que Tito não foi obrigado a ser circuncidado (</w:t>
       </w:r>
-      <w:hyperlink r:id="rId111">
-        <w:r>
-          <w:rPr>
-            <w:lang w:val="pt_PT" w:bidi="pt_PT"/>
-          </w:rPr>
-          <w:rPr>
-            <w:color w:val="0000EE"/>
-            <w:u w:val="single"/>
-          </w:rPr>
-          <w:t>Gl 2.3</w:t>
-        </w:r>
-      </w:hyperlink>
+      <w:r>
+        <w:rPr>
+          <w:lang w:val="pt_PT" w:bidi="pt_PT"/>
+        </w:rPr>
+        <w:t>Gl 2.3</w:t>
+      </w:r>
       <w:r>
         <w:rPr>
           <w:lang w:val="pt_PT" w:bidi="pt_PT"/>
@@ -2936,108 +2174,72 @@
         </w:rPr>
         <w:t xml:space="preserve">Mais tarde, como um membro de confiança da equipe de Paulo, Tito foi enviado em missões especiais. Paulo o enviou a Corinto para lidar com uma situação difícil, provavelmente levando a carta exigente mencionada em </w:t>
       </w:r>
-      <w:hyperlink r:id="rId112">
-        <w:r>
-          <w:rPr>
-            <w:lang w:val="pt_PT" w:bidi="pt_PT"/>
-          </w:rPr>
-          <w:rPr>
-            <w:color w:val="0000EE"/>
-            <w:u w:val="single"/>
-          </w:rPr>
-          <w:t>2 Coríntios 2.4</w:t>
-        </w:r>
-      </w:hyperlink>
+      <w:r>
+        <w:rPr>
+          <w:lang w:val="pt_PT" w:bidi="pt_PT"/>
+        </w:rPr>
+        <w:t>2 Coríntios 2.4</w:t>
+      </w:r>
       <w:r>
         <w:rPr>
           <w:lang w:val="pt_PT" w:bidi="pt_PT"/>
         </w:rPr>
         <w:t>,</w:t>
       </w:r>
-      <w:hyperlink r:id="rId113">
-        <w:r>
-          <w:rPr>
-            <w:lang w:val="pt_PT" w:bidi="pt_PT"/>
-          </w:rPr>
-          <w:rPr>
-            <w:color w:val="0000EE"/>
-            <w:u w:val="single"/>
-          </w:rPr>
-          <w:t>9</w:t>
-        </w:r>
-      </w:hyperlink>
-      <w:r>
-        <w:rPr>
-          <w:lang w:val="pt_PT" w:bidi="pt_PT"/>
-        </w:rPr>
-        <w:t xml:space="preserve">; </w:t>
-      </w:r>
-      <w:hyperlink r:id="rId114">
-        <w:r>
-          <w:rPr>
-            <w:lang w:val="pt_PT" w:bidi="pt_PT"/>
-          </w:rPr>
-          <w:rPr>
-            <w:color w:val="0000EE"/>
-            <w:u w:val="single"/>
-          </w:rPr>
-          <w:t>7.8–9</w:t>
-        </w:r>
-      </w:hyperlink>
+      <w:r>
+        <w:rPr>
+          <w:lang w:val="pt_PT" w:bidi="pt_PT"/>
+        </w:rPr>
+        <w:t>9</w:t>
+      </w:r>
+      <w:r>
+        <w:rPr>
+          <w:lang w:val="pt_PT" w:bidi="pt_PT"/>
+        </w:rPr>
+        <w:t xml:space="preserve">; </w:t>
+      </w:r>
+      <w:r>
+        <w:rPr>
+          <w:lang w:val="pt_PT" w:bidi="pt_PT"/>
+        </w:rPr>
+        <w:t>7.8–9</w:t>
+      </w:r>
       <w:r>
         <w:rPr>
           <w:lang w:val="pt_PT" w:bidi="pt_PT"/>
         </w:rPr>
         <w:t xml:space="preserve">. Esta tarefa precisava de alguém que pudesse ser tanto gentil quanto firme como líder. Tito parecia ter uma personalidade mais forte do que Timóteo (veja </w:t>
       </w:r>
-      <w:hyperlink r:id="rId82">
-        <w:r>
-          <w:rPr>
-            <w:lang w:val="pt_PT" w:bidi="pt_PT"/>
-          </w:rPr>
-          <w:rPr>
-            <w:color w:val="0000EE"/>
-            <w:u w:val="single"/>
-          </w:rPr>
-          <w:t>1Co 16.10–11</w:t>
-        </w:r>
-      </w:hyperlink>
-      <w:r>
-        <w:rPr>
-          <w:lang w:val="pt_PT" w:bidi="pt_PT"/>
-        </w:rPr>
-        <w:t xml:space="preserve">; </w:t>
-      </w:r>
-      <w:hyperlink r:id="rId115">
-        <w:r>
-          <w:rPr>
-            <w:lang w:val="pt_PT" w:bidi="pt_PT"/>
-          </w:rPr>
-          <w:rPr>
-            <w:color w:val="0000EE"/>
-            <w:u w:val="single"/>
-          </w:rPr>
-          <w:t>2Co 7.13–15</w:t>
-        </w:r>
-      </w:hyperlink>
-      <w:r>
-        <w:rPr>
-          <w:lang w:val="pt_PT" w:bidi="pt_PT"/>
-        </w:rPr>
-        <w:t xml:space="preserve">; </w:t>
-      </w:r>
-      <w:hyperlink r:id="rId105">
-        <w:r>
-          <w:rPr>
-            <w:lang w:val="pt_PT" w:bidi="pt_PT"/>
-          </w:rPr>
-          <w:rPr>
-            <w:color w:val="0000EE"/>
-            <w:u w:val="single"/>
-          </w:rPr>
-          <w:t>2Tm 1.6–7</w:t>
-        </w:r>
-      </w:hyperlink>
+      <w:r>
+        <w:rPr>
+          <w:lang w:val="pt_PT" w:bidi="pt_PT"/>
+        </w:rPr>
+        <w:t>1Co 16.10–11</w:t>
+      </w:r>
+      <w:r>
+        <w:rPr>
+          <w:lang w:val="pt_PT" w:bidi="pt_PT"/>
+        </w:rPr>
+        <w:t xml:space="preserve">; </w:t>
+      </w:r>
+      <w:r>
+        <w:rPr>
+          <w:lang w:val="pt_PT" w:bidi="pt_PT"/>
+        </w:rPr>
+        <w:t>2Co 7.13–15</w:t>
+      </w:r>
+      <w:r>
+        <w:rPr>
+          <w:lang w:val="pt_PT" w:bidi="pt_PT"/>
+        </w:rPr>
+        <w:t xml:space="preserve">; </w:t>
+      </w:r>
+      <w:r>
+        <w:rPr>
+          <w:lang w:val="pt_PT" w:bidi="pt_PT"/>
+        </w:rPr>
+        <w:t>2Tm 1.6–7</w:t>
+      </w:r>
       <w:r>
         <w:rPr>
           <w:lang w:val="pt_PT" w:bidi="pt_PT"/>
@@ -3058,36 +2260,24 @@
         </w:rPr>
         <w:t>Tito voltou para Paulo com boas notícias (</w:t>
       </w:r>
-      <w:hyperlink r:id="rId116">
-        <w:r>
-          <w:rPr>
-            <w:lang w:val="pt_PT" w:bidi="pt_PT"/>
-          </w:rPr>
-          <w:rPr>
-            <w:color w:val="0000EE"/>
-            <w:u w:val="single"/>
-          </w:rPr>
-          <w:t>2Co 7.6–7</w:t>
-        </w:r>
-      </w:hyperlink>
+      <w:r>
+        <w:rPr>
+          <w:lang w:val="pt_PT" w:bidi="pt_PT"/>
+        </w:rPr>
+        <w:t>2Co 7.6–7</w:t>
+      </w:r>
       <w:r>
         <w:rPr>
           <w:lang w:val="pt_PT" w:bidi="pt_PT"/>
         </w:rPr>
         <w:t>,</w:t>
       </w:r>
-      <w:hyperlink r:id="rId115">
-        <w:r>
-          <w:rPr>
-            <w:lang w:val="pt_PT" w:bidi="pt_PT"/>
-          </w:rPr>
-          <w:rPr>
-            <w:color w:val="0000EE"/>
-            <w:u w:val="single"/>
-          </w:rPr>
-          <w:t>13–15</w:t>
-        </w:r>
-      </w:hyperlink>
+      <w:r>
+        <w:rPr>
+          <w:lang w:val="pt_PT" w:bidi="pt_PT"/>
+        </w:rPr>
+        <w:t>13–15</w:t>
+      </w:r>
       <w:r>
         <w:rPr>
           <w:lang w:val="pt_PT" w:bidi="pt_PT"/>
@@ -3107,90 +2297,60 @@
         </w:rPr>
         <w:t>. Esta carta encorajou os crentes a concluírem sua arrecadação de fundos para os crentes pobres em Jerusalém. Tito aceitou essa tarefa com entusiasmo porque amava os cristãos em Corinto (</w:t>
       </w:r>
-      <w:hyperlink r:id="rId117">
-        <w:r>
-          <w:rPr>
-            <w:lang w:val="pt_PT" w:bidi="pt_PT"/>
-          </w:rPr>
-          <w:rPr>
-            <w:color w:val="0000EE"/>
-            <w:u w:val="single"/>
-          </w:rPr>
-          <w:t>2Co 7.15</w:t>
-        </w:r>
-      </w:hyperlink>
-      <w:r>
-        <w:rPr>
-          <w:lang w:val="pt_PT" w:bidi="pt_PT"/>
-        </w:rPr>
-        <w:t xml:space="preserve">; </w:t>
-      </w:r>
-      <w:hyperlink r:id="rId118">
-        <w:r>
-          <w:rPr>
-            <w:lang w:val="pt_PT" w:bidi="pt_PT"/>
-          </w:rPr>
-          <w:rPr>
-            <w:color w:val="0000EE"/>
-            <w:u w:val="single"/>
-          </w:rPr>
-          <w:t>8.6</w:t>
-        </w:r>
-      </w:hyperlink>
+      <w:r>
+        <w:rPr>
+          <w:lang w:val="pt_PT" w:bidi="pt_PT"/>
+        </w:rPr>
+        <w:t>2Co 7.15</w:t>
+      </w:r>
+      <w:r>
+        <w:rPr>
+          <w:lang w:val="pt_PT" w:bidi="pt_PT"/>
+        </w:rPr>
+        <w:t xml:space="preserve">; </w:t>
+      </w:r>
+      <w:r>
+        <w:rPr>
+          <w:lang w:val="pt_PT" w:bidi="pt_PT"/>
+        </w:rPr>
+        <w:t>8.6</w:t>
+      </w:r>
       <w:r>
         <w:rPr>
           <w:lang w:val="pt_PT" w:bidi="pt_PT"/>
         </w:rPr>
         <w:t>,</w:t>
       </w:r>
-      <w:hyperlink r:id="rId119">
-        <w:r>
-          <w:rPr>
-            <w:lang w:val="pt_PT" w:bidi="pt_PT"/>
-          </w:rPr>
-          <w:rPr>
-            <w:color w:val="0000EE"/>
-            <w:u w:val="single"/>
-          </w:rPr>
-          <w:t>16–17</w:t>
-        </w:r>
-      </w:hyperlink>
+      <w:r>
+        <w:rPr>
+          <w:lang w:val="pt_PT" w:bidi="pt_PT"/>
+        </w:rPr>
+        <w:t>16–17</w:t>
+      </w:r>
       <w:r>
         <w:rPr>
           <w:lang w:val="pt_PT" w:bidi="pt_PT"/>
         </w:rPr>
         <w:t>). Paulo o descreveu como uma pessoa íntegra e semelhante a ele mesmo (</w:t>
       </w:r>
-      <w:hyperlink r:id="rId120">
-        <w:r>
-          <w:rPr>
-            <w:lang w:val="pt_PT" w:bidi="pt_PT"/>
-          </w:rPr>
-          <w:rPr>
-            <w:color w:val="0000EE"/>
-            <w:u w:val="single"/>
-          </w:rPr>
-          <w:t>2Co 8.23</w:t>
-        </w:r>
-      </w:hyperlink>
-      <w:r>
-        <w:rPr>
-          <w:lang w:val="pt_PT" w:bidi="pt_PT"/>
-        </w:rPr>
-        <w:t xml:space="preserve">; </w:t>
-      </w:r>
-      <w:hyperlink r:id="rId121">
-        <w:r>
-          <w:rPr>
-            <w:lang w:val="pt_PT" w:bidi="pt_PT"/>
-          </w:rPr>
-          <w:rPr>
-            <w:color w:val="0000EE"/>
-            <w:u w:val="single"/>
-          </w:rPr>
-          <w:t>12.18</w:t>
-        </w:r>
-      </w:hyperlink>
+      <w:r>
+        <w:rPr>
+          <w:lang w:val="pt_PT" w:bidi="pt_PT"/>
+        </w:rPr>
+        <w:t>2Co 8.23</w:t>
+      </w:r>
+      <w:r>
+        <w:rPr>
+          <w:lang w:val="pt_PT" w:bidi="pt_PT"/>
+        </w:rPr>
+        <w:t xml:space="preserve">; </w:t>
+      </w:r>
+      <w:r>
+        <w:rPr>
+          <w:lang w:val="pt_PT" w:bidi="pt_PT"/>
+        </w:rPr>
+        <w:t>12.18</w:t>
+      </w:r>
       <w:r>
         <w:rPr>
           <w:lang w:val="pt_PT" w:bidi="pt_PT"/>
@@ -3211,36 +2371,24 @@
         </w:rPr>
         <w:t>Alguns anos depois, após o primeiro julgamento de Paulo em Roma e sua libertação, ele deixou Tito na ilha de Creta para fortalecer a igreja. Enquanto Tito estava lá, Paulo escreveu uma carta para ele. Na carta, Paulo deu conselhos sobre a escolha de líderes da igreja e encorajou Tito a ensinar e demonstrar comportamento piedoso. Paulo então pediu a Tito que o encontrasse em Nicópolis (na Acaia), onde Paulo planejava passar o inverno (</w:t>
       </w:r>
-      <w:hyperlink r:id="rId122">
-        <w:r>
-          <w:rPr>
-            <w:lang w:val="pt_PT" w:bidi="pt_PT"/>
-          </w:rPr>
-          <w:rPr>
-            <w:color w:val="0000EE"/>
-            <w:u w:val="single"/>
-          </w:rPr>
-          <w:t>Tt 3.12</w:t>
-        </w:r>
-      </w:hyperlink>
+      <w:r>
+        <w:rPr>
+          <w:lang w:val="pt_PT" w:bidi="pt_PT"/>
+        </w:rPr>
+        <w:t>Tt 3.12</w:t>
+      </w:r>
       <w:r>
         <w:rPr>
           <w:lang w:val="pt_PT" w:bidi="pt_PT"/>
         </w:rPr>
         <w:t>). Mais tarde, pouco antes de Paulo ser executado em Roma, ele escreveu que Tito tinha ido para a Dalmácia (ao longo da costa Adriática, a noroeste da Grécia moderna), provavelmente para trabalho ministerial lá (</w:t>
       </w:r>
-      <w:hyperlink r:id="rId123">
-        <w:r>
-          <w:rPr>
-            <w:lang w:val="pt_PT" w:bidi="pt_PT"/>
-          </w:rPr>
-          <w:rPr>
-            <w:color w:val="0000EE"/>
-            <w:u w:val="single"/>
-          </w:rPr>
-          <w:t>2Tm 4.10</w:t>
-        </w:r>
-      </w:hyperlink>
+      <w:r>
+        <w:rPr>
+          <w:lang w:val="pt_PT" w:bidi="pt_PT"/>
+        </w:rPr>
+        <w:t>2Tm 4.10</w:t>
+      </w:r>
       <w:r>
         <w:rPr>
           <w:lang w:val="pt_PT" w:bidi="pt_PT"/>
@@ -3297,216 +2445,144 @@
           <w:lang w:val="pt_PT" w:bidi="pt_PT"/>
         </w:rPr>
       </w:r>
-      <w:hyperlink r:id="rId124">
-        <w:r>
-          <w:rPr>
-            <w:lang w:val="pt_PT" w:bidi="pt_PT"/>
-          </w:rPr>
-          <w:rPr>
-            <w:color w:val="0000EE"/>
-            <w:u w:val="single"/>
-          </w:rPr>
-          <w:t>2 Coríntios 2.13</w:t>
-        </w:r>
-      </w:hyperlink>
-      <w:r>
-        <w:rPr>
-          <w:lang w:val="pt_PT" w:bidi="pt_PT"/>
-        </w:rPr>
-        <w:t xml:space="preserve">; </w:t>
-      </w:r>
-      <w:hyperlink r:id="rId125">
-        <w:r>
-          <w:rPr>
-            <w:lang w:val="pt_PT" w:bidi="pt_PT"/>
-          </w:rPr>
-          <w:rPr>
-            <w:color w:val="0000EE"/>
-            <w:u w:val="single"/>
-          </w:rPr>
-          <w:t>7.6</w:t>
-        </w:r>
-      </w:hyperlink>
+      <w:r>
+        <w:rPr>
+          <w:lang w:val="pt_PT" w:bidi="pt_PT"/>
+        </w:rPr>
+        <w:t>2 Coríntios 2.13</w:t>
+      </w:r>
+      <w:r>
+        <w:rPr>
+          <w:lang w:val="pt_PT" w:bidi="pt_PT"/>
+        </w:rPr>
+        <w:t xml:space="preserve">; </w:t>
+      </w:r>
+      <w:r>
+        <w:rPr>
+          <w:lang w:val="pt_PT" w:bidi="pt_PT"/>
+        </w:rPr>
+        <w:t>7.6</w:t>
+      </w:r>
       <w:r>
         <w:rPr>
           <w:lang w:val="pt_PT" w:bidi="pt_PT"/>
         </w:rPr>
         <w:t xml:space="preserve">, </w:t>
       </w:r>
-      <w:hyperlink r:id="rId126">
-        <w:r>
-          <w:rPr>
-            <w:lang w:val="pt_PT" w:bidi="pt_PT"/>
-          </w:rPr>
-          <w:rPr>
-            <w:color w:val="0000EE"/>
-            <w:u w:val="single"/>
-          </w:rPr>
-          <w:t>13–14</w:t>
-        </w:r>
-      </w:hyperlink>
-      <w:r>
-        <w:rPr>
-          <w:lang w:val="pt_PT" w:bidi="pt_PT"/>
-        </w:rPr>
-        <w:t xml:space="preserve">; </w:t>
-      </w:r>
-      <w:hyperlink r:id="rId118">
-        <w:r>
-          <w:rPr>
-            <w:lang w:val="pt_PT" w:bidi="pt_PT"/>
-          </w:rPr>
-          <w:rPr>
-            <w:color w:val="0000EE"/>
-            <w:u w:val="single"/>
-          </w:rPr>
-          <w:t>8.6</w:t>
-        </w:r>
-      </w:hyperlink>
+      <w:r>
+        <w:rPr>
+          <w:lang w:val="pt_PT" w:bidi="pt_PT"/>
+        </w:rPr>
+        <w:t>13–14</w:t>
+      </w:r>
+      <w:r>
+        <w:rPr>
+          <w:lang w:val="pt_PT" w:bidi="pt_PT"/>
+        </w:rPr>
+        <w:t xml:space="preserve">; </w:t>
+      </w:r>
+      <w:r>
+        <w:rPr>
+          <w:lang w:val="pt_PT" w:bidi="pt_PT"/>
+        </w:rPr>
+        <w:t>8.6</w:t>
+      </w:r>
       <w:r>
         <w:rPr>
           <w:lang w:val="pt_PT" w:bidi="pt_PT"/>
         </w:rPr>
         <w:t>,</w:t>
       </w:r>
-      <w:hyperlink r:id="rId119">
-        <w:r>
-          <w:rPr>
-            <w:lang w:val="pt_PT" w:bidi="pt_PT"/>
-          </w:rPr>
-          <w:rPr>
-            <w:color w:val="0000EE"/>
-            <w:u w:val="single"/>
-          </w:rPr>
-          <w:t>16–17</w:t>
-        </w:r>
-      </w:hyperlink>
+      <w:r>
+        <w:rPr>
+          <w:lang w:val="pt_PT" w:bidi="pt_PT"/>
+        </w:rPr>
+        <w:t>16–17</w:t>
+      </w:r>
       <w:r>
         <w:rPr>
           <w:lang w:val="pt_PT" w:bidi="pt_PT"/>
         </w:rPr>
         <w:t>,</w:t>
       </w:r>
-      <w:hyperlink r:id="rId120">
-        <w:r>
-          <w:rPr>
-            <w:lang w:val="pt_PT" w:bidi="pt_PT"/>
-          </w:rPr>
-          <w:rPr>
-            <w:color w:val="0000EE"/>
-            <w:u w:val="single"/>
-          </w:rPr>
-          <w:t>23</w:t>
-        </w:r>
-      </w:hyperlink>
-      <w:r>
-        <w:rPr>
-          <w:lang w:val="pt_PT" w:bidi="pt_PT"/>
-        </w:rPr>
-        <w:t xml:space="preserve">; </w:t>
-      </w:r>
-      <w:hyperlink r:id="rId121">
-        <w:r>
-          <w:rPr>
-            <w:lang w:val="pt_PT" w:bidi="pt_PT"/>
-          </w:rPr>
-          <w:rPr>
-            <w:color w:val="0000EE"/>
-            <w:u w:val="single"/>
-          </w:rPr>
-          <w:t>12.18</w:t>
-        </w:r>
-      </w:hyperlink>
-      <w:r>
-        <w:rPr>
-          <w:lang w:val="pt_PT" w:bidi="pt_PT"/>
-        </w:rPr>
-        <w:t xml:space="preserve">; </w:t>
-      </w:r>
-      <w:hyperlink r:id="rId110">
-        <w:r>
-          <w:rPr>
-            <w:lang w:val="pt_PT" w:bidi="pt_PT"/>
-          </w:rPr>
-          <w:rPr>
-            <w:color w:val="0000EE"/>
-            <w:u w:val="single"/>
-          </w:rPr>
-          <w:t>Gálatas2.1</w:t>
-        </w:r>
-      </w:hyperlink>
+      <w:r>
+        <w:rPr>
+          <w:lang w:val="pt_PT" w:bidi="pt_PT"/>
+        </w:rPr>
+        <w:t>23</w:t>
+      </w:r>
+      <w:r>
+        <w:rPr>
+          <w:lang w:val="pt_PT" w:bidi="pt_PT"/>
+        </w:rPr>
+        <w:t xml:space="preserve">; </w:t>
+      </w:r>
+      <w:r>
+        <w:rPr>
+          <w:lang w:val="pt_PT" w:bidi="pt_PT"/>
+        </w:rPr>
+        <w:t>12.18</w:t>
+      </w:r>
+      <w:r>
+        <w:rPr>
+          <w:lang w:val="pt_PT" w:bidi="pt_PT"/>
+        </w:rPr>
+        <w:t xml:space="preserve">; </w:t>
+      </w:r>
+      <w:r>
+        <w:rPr>
+          <w:lang w:val="pt_PT" w:bidi="pt_PT"/>
+        </w:rPr>
+        <w:t>Gálatas2.1</w:t>
+      </w:r>
       <w:r>
         <w:rPr>
           <w:lang w:val="pt_PT" w:bidi="pt_PT"/>
         </w:rPr>
         <w:t>,</w:t>
       </w:r>
-      <w:hyperlink r:id="rId111">
-        <w:r>
-          <w:rPr>
-            <w:lang w:val="pt_PT" w:bidi="pt_PT"/>
-          </w:rPr>
-          <w:rPr>
-            <w:color w:val="0000EE"/>
-            <w:u w:val="single"/>
-          </w:rPr>
-          <w:t>3</w:t>
-        </w:r>
-      </w:hyperlink>
-      <w:r>
-        <w:rPr>
-          <w:lang w:val="pt_PT" w:bidi="pt_PT"/>
-        </w:rPr>
-        <w:t xml:space="preserve">; </w:t>
-      </w:r>
-      <w:hyperlink r:id="rId123">
-        <w:r>
-          <w:rPr>
-            <w:lang w:val="pt_PT" w:bidi="pt_PT"/>
-          </w:rPr>
-          <w:rPr>
-            <w:color w:val="0000EE"/>
-            <w:u w:val="single"/>
-          </w:rPr>
-          <w:t>2 Timóteo 4.10</w:t>
-        </w:r>
-      </w:hyperlink>
-      <w:r>
-        <w:rPr>
-          <w:lang w:val="pt_PT" w:bidi="pt_PT"/>
-        </w:rPr>
-        <w:t xml:space="preserve">; </w:t>
-      </w:r>
-      <w:hyperlink r:id="rId127">
-        <w:r>
-          <w:rPr>
-            <w:lang w:val="pt_PT" w:bidi="pt_PT"/>
-          </w:rPr>
-          <w:rPr>
-            <w:color w:val="0000EE"/>
-            <w:u w:val="single"/>
-          </w:rPr>
-          <w:t>Tito 1.4</w:t>
-        </w:r>
-      </w:hyperlink>
-      <w:r>
-        <w:rPr>
-          <w:lang w:val="pt_PT" w:bidi="pt_PT"/>
-        </w:rPr>
-        <w:t xml:space="preserve">; </w:t>
-      </w:r>
-      <w:hyperlink r:id="rId128">
-        <w:r>
-          <w:rPr>
-            <w:lang w:val="pt_PT" w:bidi="pt_PT"/>
-          </w:rPr>
-          <w:rPr>
-            <w:color w:val="0000EE"/>
-            <w:u w:val="single"/>
-          </w:rPr>
-          <w:t>2.1</w:t>
-        </w:r>
-      </w:hyperlink>
+      <w:r>
+        <w:rPr>
+          <w:lang w:val="pt_PT" w:bidi="pt_PT"/>
+        </w:rPr>
+        <w:t>3</w:t>
+      </w:r>
+      <w:r>
+        <w:rPr>
+          <w:lang w:val="pt_PT" w:bidi="pt_PT"/>
+        </w:rPr>
+        <w:t xml:space="preserve">; </w:t>
+      </w:r>
+      <w:r>
+        <w:rPr>
+          <w:lang w:val="pt_PT" w:bidi="pt_PT"/>
+        </w:rPr>
+        <w:t>2 Timóteo 4.10</w:t>
+      </w:r>
+      <w:r>
+        <w:rPr>
+          <w:lang w:val="pt_PT" w:bidi="pt_PT"/>
+        </w:rPr>
+        <w:t xml:space="preserve">; </w:t>
+      </w:r>
+      <w:r>
+        <w:rPr>
+          <w:lang w:val="pt_PT" w:bidi="pt_PT"/>
+        </w:rPr>
+        <w:t>Tito 1.4</w:t>
+      </w:r>
+      <w:r>
+        <w:rPr>
+          <w:lang w:val="pt_PT" w:bidi="pt_PT"/>
+        </w:rPr>
+        <w:t xml:space="preserve">; </w:t>
+      </w:r>
+      <w:r>
+        <w:rPr>
+          <w:lang w:val="pt_PT" w:bidi="pt_PT"/>
+        </w:rPr>
+        <w:t>2.1</w:t>
+      </w:r>
       <w:r>
         <w:rPr>
           <w:lang w:val="pt_PT" w:bidi="pt_PT"/>
@@ -3555,72 +2631,48 @@
         </w:rPr>
         <w:t>Tomé foi um dos doze apóstolos (</w:t>
       </w:r>
-      <w:hyperlink r:id="rId129">
-        <w:r>
-          <w:rPr>
-            <w:lang w:val="pt_PT" w:bidi="pt_PT"/>
-          </w:rPr>
-          <w:rPr>
-            <w:color w:val="0000EE"/>
-            <w:u w:val="single"/>
-          </w:rPr>
-          <w:t>Mt 10.3</w:t>
-        </w:r>
-      </w:hyperlink>
-      <w:r>
-        <w:rPr>
-          <w:lang w:val="pt_PT" w:bidi="pt_PT"/>
-        </w:rPr>
-        <w:t xml:space="preserve">; </w:t>
-      </w:r>
-      <w:hyperlink r:id="rId130">
-        <w:r>
-          <w:rPr>
-            <w:lang w:val="pt_PT" w:bidi="pt_PT"/>
-          </w:rPr>
-          <w:rPr>
-            <w:color w:val="0000EE"/>
-            <w:u w:val="single"/>
-          </w:rPr>
-          <w:t>Mc 3.18</w:t>
-        </w:r>
-      </w:hyperlink>
-      <w:r>
-        <w:rPr>
-          <w:lang w:val="pt_PT" w:bidi="pt_PT"/>
-        </w:rPr>
-        <w:t xml:space="preserve">; </w:t>
-      </w:r>
-      <w:hyperlink r:id="rId17">
-        <w:r>
-          <w:rPr>
-            <w:lang w:val="pt_PT" w:bidi="pt_PT"/>
-          </w:rPr>
-          <w:rPr>
-            <w:color w:val="0000EE"/>
-            <w:u w:val="single"/>
-          </w:rPr>
-          <w:t>Lc 6.15</w:t>
-        </w:r>
-      </w:hyperlink>
-      <w:r>
-        <w:rPr>
-          <w:lang w:val="pt_PT" w:bidi="pt_PT"/>
-        </w:rPr>
-        <w:t xml:space="preserve">; </w:t>
-      </w:r>
-      <w:hyperlink r:id="rId54">
-        <w:r>
-          <w:rPr>
-            <w:lang w:val="pt_PT" w:bidi="pt_PT"/>
-          </w:rPr>
-          <w:rPr>
-            <w:color w:val="0000EE"/>
-            <w:u w:val="single"/>
-          </w:rPr>
-          <w:t>At 1.13</w:t>
-        </w:r>
-      </w:hyperlink>
+      <w:r>
+        <w:rPr>
+          <w:lang w:val="pt_PT" w:bidi="pt_PT"/>
+        </w:rPr>
+        <w:t>Mt 10.3</w:t>
+      </w:r>
+      <w:r>
+        <w:rPr>
+          <w:lang w:val="pt_PT" w:bidi="pt_PT"/>
+        </w:rPr>
+        <w:t xml:space="preserve">; </w:t>
+      </w:r>
+      <w:r>
+        <w:rPr>
+          <w:lang w:val="pt_PT" w:bidi="pt_PT"/>
+        </w:rPr>
+        <w:t>Mc 3.18</w:t>
+      </w:r>
+      <w:r>
+        <w:rPr>
+          <w:lang w:val="pt_PT" w:bidi="pt_PT"/>
+        </w:rPr>
+        <w:t xml:space="preserve">; </w:t>
+      </w:r>
+      <w:r>
+        <w:rPr>
+          <w:lang w:val="pt_PT" w:bidi="pt_PT"/>
+        </w:rPr>
+        <w:t>Lc 6.15</w:t>
+      </w:r>
+      <w:r>
+        <w:rPr>
+          <w:lang w:val="pt_PT" w:bidi="pt_PT"/>
+        </w:rPr>
+        <w:t xml:space="preserve">; </w:t>
+      </w:r>
+      <w:r>
+        <w:rPr>
+          <w:lang w:val="pt_PT" w:bidi="pt_PT"/>
+        </w:rPr>
+        <w:t>At 1.13</w:t>
+      </w:r>
       <w:r>
         <w:rPr>
           <w:lang w:val="pt_PT" w:bidi="pt_PT"/>
@@ -3641,54 +2693,36 @@
         </w:rPr>
         <w:t>Não sabemos como Jesus conheceu e chamou Tomé para ser seu discípulo. O Evangelho de João é a única fonte com relatos pessoais de Tomé. Tomé expressou sua disposição de seguir Jesus, mesmo que isso significasse a morte (</w:t>
       </w:r>
-      <w:hyperlink r:id="rId131">
-        <w:r>
-          <w:rPr>
-            <w:lang w:val="pt_PT" w:bidi="pt_PT"/>
-          </w:rPr>
-          <w:rPr>
-            <w:color w:val="0000EE"/>
-            <w:u w:val="single"/>
-          </w:rPr>
-          <w:t>Jo 11.16</w:t>
-        </w:r>
-      </w:hyperlink>
+      <w:r>
+        <w:rPr>
+          <w:lang w:val="pt_PT" w:bidi="pt_PT"/>
+        </w:rPr>
+        <w:t>Jo 11.16</w:t>
+      </w:r>
       <w:r>
         <w:rPr>
           <w:lang w:val="pt_PT" w:bidi="pt_PT"/>
         </w:rPr>
         <w:t>). Ele disse abertamente a Jesus que não entendia o que ele estava dizendo (</w:t>
       </w:r>
-      <w:hyperlink r:id="rId132">
-        <w:r>
-          <w:rPr>
-            <w:lang w:val="pt_PT" w:bidi="pt_PT"/>
-          </w:rPr>
-          <w:rPr>
-            <w:color w:val="0000EE"/>
-            <w:u w:val="single"/>
-          </w:rPr>
-          <w:t>Jo 14.5</w:t>
-        </w:r>
-      </w:hyperlink>
+      <w:r>
+        <w:rPr>
+          <w:lang w:val="pt_PT" w:bidi="pt_PT"/>
+        </w:rPr>
+        <w:t>Jo 14.5</w:t>
+      </w:r>
       <w:r>
         <w:rPr>
           <w:lang w:val="pt_PT" w:bidi="pt_PT"/>
         </w:rPr>
         <w:t>). Tomé também foi um dos sete discípulos que voltaram a pescar após a ressurreição, quando Jesus apareceu a eles (</w:t>
       </w:r>
-      <w:hyperlink r:id="rId53">
-        <w:r>
-          <w:rPr>
-            <w:lang w:val="pt_PT" w:bidi="pt_PT"/>
-          </w:rPr>
-          <w:rPr>
-            <w:color w:val="0000EE"/>
-            <w:u w:val="single"/>
-          </w:rPr>
-          <w:t>Jo 21.2</w:t>
-        </w:r>
-      </w:hyperlink>
+      <w:r>
+        <w:rPr>
+          <w:lang w:val="pt_PT" w:bidi="pt_PT"/>
+        </w:rPr>
+        <w:t>Jo 21.2</w:t>
+      </w:r>
       <w:r>
         <w:rPr>
           <w:lang w:val="pt_PT" w:bidi="pt_PT"/>
@@ -3709,36 +2743,24 @@
         </w:rPr>
         <w:t>Quando Jesus apareceu pela primeira vez aos seus discípulos após sua morte, Tomé não estava presente. Quando Tomé ouviu o relato dos outros, ele não acreditou. Ele insistiu que precisava ver as marcas da crucificação no corpo de Jesus e tocá-las ele mesmo (</w:t>
       </w:r>
-      <w:hyperlink r:id="rId133">
-        <w:r>
-          <w:rPr>
-            <w:lang w:val="pt_PT" w:bidi="pt_PT"/>
-          </w:rPr>
-          <w:rPr>
-            <w:color w:val="0000EE"/>
-            <w:u w:val="single"/>
-          </w:rPr>
-          <w:t>Jo 20.19–25</w:t>
-        </w:r>
-      </w:hyperlink>
+      <w:r>
+        <w:rPr>
+          <w:lang w:val="pt_PT" w:bidi="pt_PT"/>
+        </w:rPr>
+        <w:t>Jo 20.19–25</w:t>
+      </w:r>
       <w:r>
         <w:rPr>
           <w:lang w:val="pt_PT" w:bidi="pt_PT"/>
         </w:rPr>
         <w:t>). Uma semana depois, Jesus apareceu novamente aos discípulos e falou diretamente com Tomé. Ele disse a Tomé para examinar as marcas dos pregos e da lança em seu corpo e desafiou-o a acreditar, não duvidar (</w:t>
       </w:r>
-      <w:hyperlink r:id="rId134">
-        <w:r>
-          <w:rPr>
-            <w:lang w:val="pt_PT" w:bidi="pt_PT"/>
-          </w:rPr>
-          <w:rPr>
-            <w:color w:val="0000EE"/>
-            <w:u w:val="single"/>
-          </w:rPr>
-          <w:t>Jo 20.26–27</w:t>
-        </w:r>
-      </w:hyperlink>
+      <w:r>
+        <w:rPr>
+          <w:lang w:val="pt_PT" w:bidi="pt_PT"/>
+        </w:rPr>
+        <w:t>Jo 20.26–27</w:t>
+      </w:r>
       <w:r>
         <w:rPr>
           <w:lang w:val="pt_PT" w:bidi="pt_PT"/>
@@ -3759,18 +2781,12 @@
         </w:rPr>
         <w:t>Quando Tomé viu Jesus vivo novamente, ele fez uma das declarações mais importantes do Novo Testamento. Ele reconheceu Jesus como Deus ao dizer: “Meu Senhor e meu Deus!” (</w:t>
       </w:r>
-      <w:hyperlink r:id="rId135">
-        <w:r>
-          <w:rPr>
-            <w:lang w:val="pt_PT" w:bidi="pt_PT"/>
-          </w:rPr>
-          <w:rPr>
-            <w:color w:val="0000EE"/>
-            <w:u w:val="single"/>
-          </w:rPr>
-          <w:t>Jo 20.28</w:t>
-        </w:r>
-      </w:hyperlink>
+      <w:r>
+        <w:rPr>
+          <w:lang w:val="pt_PT" w:bidi="pt_PT"/>
+        </w:rPr>
+        <w:t>Jo 20.28</w:t>
+      </w:r>
       <w:r>
         <w:rPr>
           <w:lang w:val="pt_PT" w:bidi="pt_PT"/>
@@ -3961,138 +2977,90 @@
           <w:lang w:val="pt_PT" w:bidi="pt_PT"/>
         </w:rPr>
       </w:r>
-      <w:hyperlink r:id="rId129">
-        <w:r>
-          <w:rPr>
-            <w:lang w:val="pt_PT" w:bidi="pt_PT"/>
-          </w:rPr>
-          <w:rPr>
-            <w:color w:val="0000EE"/>
-            <w:u w:val="single"/>
-          </w:rPr>
-          <w:t>Mateus 10.3</w:t>
-        </w:r>
-      </w:hyperlink>
-      <w:r>
-        <w:rPr>
-          <w:lang w:val="pt_PT" w:bidi="pt_PT"/>
-        </w:rPr>
-        <w:t xml:space="preserve">; </w:t>
-      </w:r>
-      <w:hyperlink r:id="rId130">
-        <w:r>
-          <w:rPr>
-            <w:lang w:val="pt_PT" w:bidi="pt_PT"/>
-          </w:rPr>
-          <w:rPr>
-            <w:color w:val="0000EE"/>
-            <w:u w:val="single"/>
-          </w:rPr>
-          <w:t>Marcos 3.18</w:t>
-        </w:r>
-      </w:hyperlink>
-      <w:r>
-        <w:rPr>
-          <w:lang w:val="pt_PT" w:bidi="pt_PT"/>
-        </w:rPr>
-        <w:t xml:space="preserve">; </w:t>
-      </w:r>
-      <w:hyperlink r:id="rId17">
-        <w:r>
-          <w:rPr>
-            <w:lang w:val="pt_PT" w:bidi="pt_PT"/>
-          </w:rPr>
-          <w:rPr>
-            <w:color w:val="0000EE"/>
-            <w:u w:val="single"/>
-          </w:rPr>
-          <w:t>Lucas 6.15</w:t>
-        </w:r>
-      </w:hyperlink>
-      <w:r>
-        <w:rPr>
-          <w:lang w:val="pt_PT" w:bidi="pt_PT"/>
-        </w:rPr>
-        <w:t xml:space="preserve">; </w:t>
-      </w:r>
-      <w:hyperlink r:id="rId131">
-        <w:r>
-          <w:rPr>
-            <w:lang w:val="pt_PT" w:bidi="pt_PT"/>
-          </w:rPr>
-          <w:rPr>
-            <w:color w:val="0000EE"/>
-            <w:u w:val="single"/>
-          </w:rPr>
-          <w:t>João 11.16</w:t>
-        </w:r>
-      </w:hyperlink>
-      <w:r>
-        <w:rPr>
-          <w:lang w:val="pt_PT" w:bidi="pt_PT"/>
-        </w:rPr>
-        <w:t xml:space="preserve">; </w:t>
-      </w:r>
-      <w:hyperlink r:id="rId132">
-        <w:r>
-          <w:rPr>
-            <w:lang w:val="pt_PT" w:bidi="pt_PT"/>
-          </w:rPr>
-          <w:rPr>
-            <w:color w:val="0000EE"/>
-            <w:u w:val="single"/>
-          </w:rPr>
-          <w:t>João 14.5</w:t>
-        </w:r>
-      </w:hyperlink>
-      <w:r>
-        <w:rPr>
-          <w:lang w:val="pt_PT" w:bidi="pt_PT"/>
-        </w:rPr>
-        <w:t xml:space="preserve">; </w:t>
-      </w:r>
-      <w:hyperlink r:id="rId136">
-        <w:r>
-          <w:rPr>
-            <w:lang w:val="pt_PT" w:bidi="pt_PT"/>
-          </w:rPr>
-          <w:rPr>
-            <w:color w:val="0000EE"/>
-            <w:u w:val="single"/>
-          </w:rPr>
-          <w:t>João 20.24–29</w:t>
-        </w:r>
-      </w:hyperlink>
-      <w:r>
-        <w:rPr>
-          <w:lang w:val="pt_PT" w:bidi="pt_PT"/>
-        </w:rPr>
-        <w:t xml:space="preserve">; </w:t>
-      </w:r>
-      <w:hyperlink r:id="rId53">
-        <w:r>
-          <w:rPr>
-            <w:lang w:val="pt_PT" w:bidi="pt_PT"/>
-          </w:rPr>
-          <w:rPr>
-            <w:color w:val="0000EE"/>
-            <w:u w:val="single"/>
-          </w:rPr>
-          <w:t xml:space="preserve">João 21.2; </w:t>
-        </w:r>
-      </w:hyperlink>
-      <w:hyperlink r:id="rId54">
-        <w:r>
-          <w:rPr>
-            <w:lang w:val="pt_PT" w:bidi="pt_PT"/>
-          </w:rPr>
-          <w:rPr>
-            <w:color w:val="0000EE"/>
-            <w:u w:val="single"/>
-          </w:rPr>
-          <w:t>At 1.13</w:t>
-        </w:r>
-      </w:hyperlink>
+      <w:r>
+        <w:rPr>
+          <w:lang w:val="pt_PT" w:bidi="pt_PT"/>
+        </w:rPr>
+        <w:t>Mateus 10.3</w:t>
+      </w:r>
+      <w:r>
+        <w:rPr>
+          <w:lang w:val="pt_PT" w:bidi="pt_PT"/>
+        </w:rPr>
+        <w:t xml:space="preserve">; </w:t>
+      </w:r>
+      <w:r>
+        <w:rPr>
+          <w:lang w:val="pt_PT" w:bidi="pt_PT"/>
+        </w:rPr>
+        <w:t>Marcos 3.18</w:t>
+      </w:r>
+      <w:r>
+        <w:rPr>
+          <w:lang w:val="pt_PT" w:bidi="pt_PT"/>
+        </w:rPr>
+        <w:t xml:space="preserve">; </w:t>
+      </w:r>
+      <w:r>
+        <w:rPr>
+          <w:lang w:val="pt_PT" w:bidi="pt_PT"/>
+        </w:rPr>
+        <w:t>Lucas 6.15</w:t>
+      </w:r>
+      <w:r>
+        <w:rPr>
+          <w:lang w:val="pt_PT" w:bidi="pt_PT"/>
+        </w:rPr>
+        <w:t xml:space="preserve">; </w:t>
+      </w:r>
+      <w:r>
+        <w:rPr>
+          <w:lang w:val="pt_PT" w:bidi="pt_PT"/>
+        </w:rPr>
+        <w:t>João 11.16</w:t>
+      </w:r>
+      <w:r>
+        <w:rPr>
+          <w:lang w:val="pt_PT" w:bidi="pt_PT"/>
+        </w:rPr>
+        <w:t xml:space="preserve">; </w:t>
+      </w:r>
+      <w:r>
+        <w:rPr>
+          <w:lang w:val="pt_PT" w:bidi="pt_PT"/>
+        </w:rPr>
+        <w:t>João 14.5</w:t>
+      </w:r>
+      <w:r>
+        <w:rPr>
+          <w:lang w:val="pt_PT" w:bidi="pt_PT"/>
+        </w:rPr>
+        <w:t xml:space="preserve">; </w:t>
+      </w:r>
+      <w:r>
+        <w:rPr>
+          <w:lang w:val="pt_PT" w:bidi="pt_PT"/>
+        </w:rPr>
+        <w:t>João 20.24–29</w:t>
+      </w:r>
+      <w:r>
+        <w:rPr>
+          <w:lang w:val="pt_PT" w:bidi="pt_PT"/>
+        </w:rPr>
+        <w:t xml:space="preserve">; </w:t>
+      </w:r>
+      <w:r>
+        <w:rPr>
+          <w:lang w:val="pt_PT" w:bidi="pt_PT"/>
+        </w:rPr>
+        <w:t xml:space="preserve">João 21.2; </w:t>
+      </w:r>
+      <w:r>
+        <w:rPr>
+          <w:lang w:val="pt_PT" w:bidi="pt_PT"/>
+        </w:rPr>
+        <w:t>At 1.13</w:t>
+      </w:r>
       <w:r>
         <w:rPr>
           <w:lang w:val="pt_PT" w:bidi="pt_PT"/>
